--- a/ERT_system_spec_updated_v3.docx
+++ b/ERT_system_spec_updated_v3.docx
@@ -5,6 +5,11 @@
     <w:p>
       <w:pPr>
         <w:bidi/>
+        <w:rPr>
+          <w:b/>
+          <w:sz w:val="26"/>
+          <w:rtl/>
+        </w:rPr>
       </w:pPr>
       <w:r>
         <w:rPr>
@@ -12,18 +17,30 @@
           <w:sz w:val="40"/>
           <w:rtl/>
         </w:rPr>
-        <w:t xml:space="preserve">אפיון מערכת ERT - </w:t>
+        <w:t xml:space="preserve">דרישות מערכת ERT </w:t>
       </w:r>
     </w:p>
     <w:p>
       <w:pPr>
+        <w:pStyle w:val="ae"/>
+        <w:numPr>
+          <w:ilvl w:val="0"/>
+          <w:numId w:val="10"/>
+        </w:numPr>
         <w:bidi/>
-      </w:pPr>
-      <w:r>
-        <w:rPr>
-          <w:rtl/>
-        </w:rPr>
-        <w:t>מסמך זה נכתב על בסיס המערכת הקיימת בפועל בפרויקט, כפי שהיא ממומשת בקוד השרת, הלקוח ומבנה מסד הנתונים. מטרת המסמך היא לנסח אפיון מעודכן, דומה במבנה למסמך המקורי, אך תואם למערכת כפי שהיא קיימת היום בפועל.</w:t>
+        <w:rPr>
+          <w:bCs/>
+          <w:u w:val="single"/>
+        </w:rPr>
+      </w:pPr>
+      <w:r>
+        <w:rPr>
+          <w:bCs/>
+          <w:sz w:val="26"/>
+          <w:u w:val="single"/>
+          <w:rtl/>
+        </w:rPr>
+        <w:t>ניהול חשבונות, התחברות, הרשמה והזמנות</w:t>
       </w:r>
     </w:p>
     <w:p>
@@ -32,35 +49,51 @@
       </w:pPr>
       <w:r>
         <w:rPr>
+          <w:rtl/>
+        </w:rPr>
+        <w:t>מודול זה אחראי על ניהול תהליך הכניסה הראשוני למערכת, הכולל יצירת חשבון משתמש, התחברות לחשבון קיים, אימות משתמשים, יצירת דירה חדשה ושיוך משתמשים לדירה באמצעות קישורי הזמנה. בנוסף, המודול מאפשר לצרף לדירה דיירים או בעל דירה בהתאם לתפקיד שהוגדר עבורם בתהליך ההזמנה</w:t>
+      </w:r>
+      <w:r>
+        <w:t>.</w:t>
+      </w:r>
+      <w:r>
+        <w:rPr>
           <w:b/>
-          <w:sz w:val="32"/>
-          <w:rtl/>
-        </w:rPr>
-        <w:t>1. תיאור כללי</w:t>
+          <w:rtl/>
+        </w:rPr>
+        <w:br/>
+      </w:r>
+      <w:r>
+        <w:rPr>
+          <w:b/>
+          <w:u w:val="single"/>
+          <w:rtl/>
+        </w:rPr>
+        <w:t>דרישות פונקציונליות</w:t>
       </w:r>
     </w:p>
     <w:p>
       <w:pPr>
+        <w:pStyle w:val="a0"/>
         <w:bidi/>
       </w:pPr>
       <w:r>
         <w:rPr>
           <w:rtl/>
         </w:rPr>
-        <w:t>ERT היא מערכת לניהול דירה משותפת. המערכת מאפשרת לדיירים לנהל הוצאות, תשלומים, חובות, מטלות, רשימות קנייה, מידע שימושי על הדירה ופניות תחזוקה לבעל הדירה. בנוסף, המערכת כוללת סוכן AI המסייע בשאלות שפה טבעית ובפעולות נפוצות דרך השרת.</w:t>
+        <w:t>המערכת תאפשר פתיחת חשבון חדש באמצעות כתובת מייל וסיסמה.</w:t>
       </w:r>
     </w:p>
     <w:p>
       <w:pPr>
+        <w:pStyle w:val="a0"/>
         <w:bidi/>
       </w:pPr>
       <w:r>
         <w:rPr>
-          <w:b/>
-          <w:sz w:val="32"/>
-          <w:rtl/>
-        </w:rPr>
-        <w:t>2. שחקנים במערכת</w:t>
+          <w:rtl/>
+        </w:rPr>
+        <w:t>המערכת תאפשר התחברות לחשבון קיים.</w:t>
       </w:r>
     </w:p>
     <w:p>
@@ -72,7 +105,19 @@
         <w:rPr>
           <w:rtl/>
         </w:rPr>
-        <w:t>דייר רגיל - משתמש פעיל בדירה המבצע פעולות יומיומיות במערכת.</w:t>
+        <w:t xml:space="preserve">המערכת תאפשר יצירת דירה חדשה </w:t>
+      </w:r>
+      <w:r>
+        <w:rPr>
+          <w:rtl/>
+        </w:rPr>
+        <w:t xml:space="preserve">שתכלול את שם הדירה, שם הדייר, כתובת מייל וסיסמא </w:t>
+      </w:r>
+      <w:r>
+        <w:rPr>
+          <w:rtl/>
+        </w:rPr>
+        <w:t>ושיוך המשתמש הראשון כדייר מנהל.</w:t>
       </w:r>
     </w:p>
     <w:p>
@@ -84,7 +129,7 @@
         <w:rPr>
           <w:rtl/>
         </w:rPr>
-        <w:t>דייר מנהל - דייר בעל הרשאות ניהול מורחבות בדירה.</w:t>
+        <w:t>המערכת תאפשר יצירת קישור הזמנה ייעודי לצירוף דייר או בעל דירה.</w:t>
       </w:r>
     </w:p>
     <w:p>
@@ -96,7 +141,7 @@
         <w:rPr>
           <w:rtl/>
         </w:rPr>
-        <w:t>בעל דירה - משתמש חיצוני עם גישה מוגבלת לטיפול בפניות ומידע רלוונטי.</w:t>
+        <w:t>המערכת תאפשר קבלת הזמנה והשלמת שיוך לחשבון קיים או לחשבון חדש.</w:t>
       </w:r>
     </w:p>
     <w:p>
@@ -108,7 +153,7 @@
         <w:rPr>
           <w:rtl/>
         </w:rPr>
-        <w:t>המערכת - רכיב שרת האחראי על הרשאות, חישובים, סנכרון נתונים ובקרה.</w:t>
+        <w:t>המערכת תאפשר למשתמש לעבור להתחברות לאחר יצירת חשבון מהזמנה.</w:t>
       </w:r>
     </w:p>
     <w:p>
@@ -120,20 +165,23 @@
         <w:rPr>
           <w:rtl/>
         </w:rPr>
-        <w:t>סוכן AI - רכיב שפה טבעית המחובר לשרת ופועל לפי ההרשאות והנתונים של המשתמש.</w:t>
+        <w:t>המערכת תאפשר איפוס סיסמה והתחברות מחדש לחשבון קיים.</w:t>
       </w:r>
     </w:p>
     <w:p>
       <w:pPr>
         <w:bidi/>
+        <w:rPr>
+          <w:u w:val="single"/>
+        </w:rPr>
       </w:pPr>
       <w:r>
         <w:rPr>
           <w:b/>
-          <w:sz w:val="32"/>
-          <w:rtl/>
-        </w:rPr>
-        <w:t>3. ארכיטקטורת המערכת</w:t>
+          <w:u w:val="single"/>
+          <w:rtl/>
+        </w:rPr>
+        <w:t>דרישות לא פונקציונליות</w:t>
       </w:r>
     </w:p>
     <w:p>
@@ -145,7 +193,7 @@
         <w:rPr>
           <w:rtl/>
         </w:rPr>
-        <w:t>Frontend מבוסס React ו-TypeScript.</w:t>
+        <w:t>משתמש שלא הגיע דרך קישור הזמנה פעיל לא ייכנס אוטומטית לזרימת שיוך.</w:t>
       </w:r>
     </w:p>
     <w:p>
@@ -157,7 +205,7 @@
         <w:rPr>
           <w:rtl/>
         </w:rPr>
-        <w:t>Backend מבוסס Express ו-Node.js.</w:t>
+        <w:t>הממשק יציג חיווי טעינה ברור בזמן יצירת חשבון או התחברות.</w:t>
       </w:r>
     </w:p>
     <w:p>
@@ -169,23 +217,91 @@
         <w:rPr>
           <w:rtl/>
         </w:rPr>
-        <w:t>ניהול אימות ומשתמשים דרך Supabase Auth.</w:t>
+        <w:t>המערכת תשמור על הפרדה בין משתמשים ודירות, כך שכל משתמש יקבל גישה רק לדירה שאליה הוא משויך</w:t>
+      </w:r>
+      <w:r>
+        <w:t xml:space="preserve">. </w:t>
       </w:r>
     </w:p>
     <w:p>
       <w:pPr>
         <w:pStyle w:val="a0"/>
+        <w:numPr>
+          <w:ilvl w:val="0"/>
+          <w:numId w:val="0"/>
+        </w:numPr>
         <w:bidi/>
-      </w:pPr>
-      <w:r>
-        <w:rPr>
-          <w:rtl/>
-        </w:rPr>
-        <w:t>אחסון נתונים ב-Supabase PostgreSQL.</w:t>
-      </w:r>
+        <w:ind w:left="360"/>
+      </w:pPr>
     </w:p>
     <w:p>
       <w:pPr>
+        <w:pStyle w:val="ae"/>
+        <w:numPr>
+          <w:ilvl w:val="0"/>
+          <w:numId w:val="10"/>
+        </w:numPr>
+        <w:bidi/>
+        <w:rPr>
+          <w:bCs/>
+          <w:u w:val="single"/>
+        </w:rPr>
+      </w:pPr>
+      <w:r>
+        <w:rPr>
+          <w:bCs/>
+          <w:sz w:val="26"/>
+          <w:u w:val="single"/>
+          <w:rtl/>
+        </w:rPr>
+        <w:t xml:space="preserve">ניהול דיירים </w:t>
+      </w:r>
+      <w:r>
+        <w:rPr>
+          <w:bCs/>
+          <w:sz w:val="26"/>
+          <w:u w:val="single"/>
+          <w:rtl/>
+        </w:rPr>
+        <w:t>ומשתמשים</w:t>
+      </w:r>
+    </w:p>
+    <w:p>
+      <w:pPr>
+        <w:bidi/>
+        <w:rPr>
+          <w:b/>
+          <w:rtl/>
+        </w:rPr>
+      </w:pPr>
+      <w:r>
+        <w:rPr>
+          <w:rtl/>
+        </w:rPr>
+        <w:t>מודול זה אחראי על ניהול הרכב המשתמשים המשויכים לדירה, הצגת הדיירים הפעילים, צירוף משתמשים חדשים והגדרת תפקיד המשתמש בעת ההזמנה. הרשאות הפעולה במערכת נקבעות בהתאם לתפקיד המשתמש, כגון דייר מנהל, דייר או בעל דירה</w:t>
+      </w:r>
+      <w:r>
+        <w:t>.</w:t>
+      </w:r>
+    </w:p>
+    <w:p>
+      <w:pPr>
+        <w:bidi/>
+        <w:rPr>
+          <w:u w:val="single"/>
+        </w:rPr>
+      </w:pPr>
+      <w:r>
+        <w:rPr>
+          <w:b/>
+          <w:u w:val="single"/>
+          <w:rtl/>
+        </w:rPr>
+        <w:t>דרישות פונקציונליות</w:t>
+      </w:r>
+    </w:p>
+    <w:p>
+      <w:pPr>
         <w:pStyle w:val="a0"/>
         <w:bidi/>
       </w:pPr>
@@ -193,7 +309,7 @@
         <w:rPr>
           <w:rtl/>
         </w:rPr>
-        <w:t>זרימת עבודה: דפדפן -&gt; Frontend -&gt; Server -&gt; Supabase.</w:t>
+        <w:t>המערכת תציג רשימת דיירים פעילים בדירה.</w:t>
       </w:r>
     </w:p>
     <w:p>
@@ -205,60 +321,803 @@
         <w:rPr>
           <w:rtl/>
         </w:rPr>
-        <w:t>נתונים עסקיים ניגשים דרך השרת בלבד, עם בקרת הרשאות ברמת דירה ותפקיד.</w:t>
+        <w:t>המערכת תאפשר לדייר מנהל להזמין דייר חדש או בעל דירה.</w:t>
       </w:r>
     </w:p>
     <w:p>
       <w:pPr>
+        <w:pStyle w:val="a0"/>
         <w:bidi/>
       </w:pPr>
       <w:r>
         <w:rPr>
-          <w:b/>
-          <w:sz w:val="32"/>
-          <w:rtl/>
-        </w:rPr>
-        <w:t>4. מודולים עיקריים</w:t>
+          <w:rtl/>
+        </w:rPr>
+        <w:t>המערכת תאפשר לדייר מנהל להסיר דייר</w:t>
+      </w:r>
+      <w:r>
+        <w:rPr>
+          <w:rtl/>
+        </w:rPr>
+        <w:t xml:space="preserve"> או בעל דירה</w:t>
+      </w:r>
+      <w:r>
+        <w:rPr>
+          <w:rtl/>
+        </w:rPr>
+        <w:t xml:space="preserve"> מהדירה.</w:t>
       </w:r>
     </w:p>
     <w:p>
       <w:pPr>
+        <w:pStyle w:val="a0"/>
         <w:bidi/>
       </w:pPr>
       <w:r>
+        <w:rPr>
+          <w:rtl/>
+        </w:rPr>
+        <w:t xml:space="preserve">המערכת תאפשר ניהול תפקידי משתמש: </w:t>
+      </w:r>
+      <w:r>
+        <w:rPr>
+          <w:rtl/>
+        </w:rPr>
+        <w:t>דייר מנהל</w:t>
+      </w:r>
+      <w:r>
+        <w:rPr>
+          <w:rtl/>
+        </w:rPr>
+        <w:t xml:space="preserve">, </w:t>
+      </w:r>
+      <w:r>
+        <w:rPr>
+          <w:rtl/>
+        </w:rPr>
+        <w:t>דייר</w:t>
+      </w:r>
+      <w:r>
+        <w:rPr>
+          <w:rtl/>
+        </w:rPr>
+        <w:t xml:space="preserve">, </w:t>
+      </w:r>
+      <w:r>
+        <w:rPr>
+          <w:rtl/>
+        </w:rPr>
+        <w:t>בעל דירה</w:t>
+      </w:r>
+      <w:r>
+        <w:rPr>
+          <w:rtl/>
+        </w:rPr>
+        <w:t>.</w:t>
+      </w:r>
+    </w:p>
+    <w:p>
+      <w:pPr>
+        <w:bidi/>
+        <w:rPr>
+          <w:u w:val="single"/>
+        </w:rPr>
+      </w:pPr>
+      <w:r>
+        <w:rPr>
+          <w:b/>
+          <w:u w:val="single"/>
+          <w:rtl/>
+        </w:rPr>
+        <w:t>דרישות לא פונקציונליות</w:t>
+      </w:r>
+    </w:p>
+    <w:p>
+      <w:pPr>
+        <w:pStyle w:val="a0"/>
+        <w:bidi/>
+      </w:pPr>
+      <w:r>
+        <w:rPr>
+          <w:rtl/>
+        </w:rPr>
+        <w:t>רק משתמש מורשה יוכל לבצע פעולות ניהול על הרכב הדירה.</w:t>
+      </w:r>
+    </w:p>
+    <w:p>
+      <w:pPr>
+        <w:pStyle w:val="a0"/>
+        <w:bidi/>
+      </w:pPr>
+      <w:r>
+        <w:rPr>
+          <w:rtl/>
+        </w:rPr>
+        <w:t>לחשבון תהיה חברות פעילה אחת</w:t>
+      </w:r>
+      <w:r>
+        <w:rPr>
+          <w:rtl/>
+        </w:rPr>
+        <w:t xml:space="preserve"> בדירה</w:t>
+      </w:r>
+      <w:r>
+        <w:rPr>
+          <w:rtl/>
+        </w:rPr>
+        <w:t xml:space="preserve"> בלבד בכל רגע נתון.</w:t>
+      </w:r>
+    </w:p>
+    <w:p>
+      <w:pPr>
+        <w:pStyle w:val="a0"/>
+        <w:bidi/>
+        <w:rPr>
+          <w:rFonts w:ascii="Times New Roman" w:hAnsi="Times New Roman"/>
+        </w:rPr>
+      </w:pPr>
+      <w:r>
+        <w:rPr>
+          <w:rtl/>
+        </w:rPr>
+        <w:t>הסרת משתמש מהדירה תעודכן בממשק ובפעולות התלויות בשיוך המשתמש לדירה</w:t>
+      </w:r>
+      <w:r>
+        <w:t>.</w:t>
+      </w:r>
+    </w:p>
+    <w:p>
+      <w:pPr>
+        <w:pStyle w:val="a0"/>
+        <w:bidi/>
+      </w:pPr>
+      <w:r>
+        <w:rPr>
+          <w:rtl/>
+        </w:rPr>
+        <w:t xml:space="preserve">משתמש לא יוכל לצפות </w:t>
+      </w:r>
+      <w:r>
+        <w:rPr>
+          <w:rtl/>
+        </w:rPr>
+        <w:t>ב</w:t>
+      </w:r>
+      <w:r>
+        <w:rPr>
+          <w:rtl/>
+        </w:rPr>
+        <w:t>דירה שאליה אינו משויך.</w:t>
+      </w:r>
+    </w:p>
+    <w:p>
+      <w:pPr>
+        <w:pStyle w:val="ae"/>
+        <w:numPr>
+          <w:ilvl w:val="0"/>
+          <w:numId w:val="10"/>
+        </w:numPr>
+        <w:bidi/>
+        <w:rPr>
+          <w:bCs/>
+          <w:u w:val="single"/>
+        </w:rPr>
+      </w:pPr>
+      <w:r>
+        <w:rPr>
+          <w:bCs/>
+          <w:sz w:val="26"/>
+          <w:u w:val="single"/>
+          <w:rtl/>
+        </w:rPr>
+        <w:lastRenderedPageBreak/>
+        <w:t xml:space="preserve">ניהול הוצאות </w:t>
+      </w:r>
+    </w:p>
+    <w:p>
+      <w:pPr>
+        <w:bidi/>
+        <w:rPr>
+          <w:b/>
+          <w:u w:val="single"/>
+          <w:rtl/>
+        </w:rPr>
+      </w:pPr>
+      <w:r>
+        <w:rPr>
+          <w:rtl/>
+        </w:rPr>
+        <w:t>מודול זה אחראי על רישום הוצאות משותפות בדירה, בחירת המשתתפים בכל הוצאה וחישוב חלקו של כל משתתף בהוצאה. במסגרת המודול ניתן לתעד הוצאה חדשה, להגדיר מי שילם אותה, לבחור אילו דיירים משתתפים בה, ולשמור את הנתונים כך שהמערכת תוכל לחשב את השפעת ההוצאה על מצב החובות בין הדיירים</w:t>
+      </w:r>
+      <w:r>
+        <w:t>.</w:t>
+      </w:r>
+    </w:p>
+    <w:p>
+      <w:pPr>
+        <w:bidi/>
+        <w:rPr>
+          <w:u w:val="single"/>
+        </w:rPr>
+      </w:pPr>
+      <w:r>
+        <w:rPr>
+          <w:b/>
+          <w:u w:val="single"/>
+          <w:rtl/>
+        </w:rPr>
+        <w:t>דרישות פונקציונליות</w:t>
+      </w:r>
+    </w:p>
+    <w:p>
+      <w:pPr>
+        <w:pStyle w:val="a0"/>
+        <w:bidi/>
+      </w:pPr>
+      <w:r>
+        <w:rPr>
+          <w:rtl/>
+        </w:rPr>
+        <w:t>המערכת תאפשר יצירת הוצאה חדשה עם תיאור, סכום, קטגוריה, תאריך ומשלם.</w:t>
+      </w:r>
+    </w:p>
+    <w:p>
+      <w:pPr>
+        <w:pStyle w:val="a0"/>
+        <w:bidi/>
+      </w:pPr>
+      <w:r>
+        <w:rPr>
+          <w:rtl/>
+        </w:rPr>
+        <w:t>המערכת תאפשר לבחור אילו דיירים משתתפים בהוצאה</w:t>
+      </w:r>
+      <w:r>
+        <w:rPr>
+          <w:rtl/>
+        </w:rPr>
+        <w:t xml:space="preserve"> מבין כל הדיירים המשתתפים בדירה</w:t>
+      </w:r>
+      <w:r>
+        <w:rPr>
+          <w:rtl/>
+        </w:rPr>
+        <w:t>.</w:t>
+      </w:r>
+    </w:p>
+    <w:p>
+      <w:pPr>
+        <w:pStyle w:val="a0"/>
+        <w:bidi/>
+      </w:pPr>
+      <w:r>
+        <w:rPr>
+          <w:rtl/>
+        </w:rPr>
+        <w:t>המערכת תחשב אוטומטית את חלוקת ההוצאה בין המשתתפים.</w:t>
+      </w:r>
+    </w:p>
+    <w:p>
+      <w:pPr>
+        <w:pStyle w:val="a0"/>
+        <w:bidi/>
+      </w:pPr>
+      <w:r>
+        <w:rPr>
+          <w:rtl/>
+        </w:rPr>
+        <w:t>המערכת תציג רשימת הוצאות של הדירה.</w:t>
+      </w:r>
+    </w:p>
+    <w:p>
+      <w:pPr>
+        <w:pStyle w:val="a0"/>
+        <w:bidi/>
+      </w:pPr>
+      <w:r>
+        <w:rPr>
+          <w:rtl/>
+        </w:rPr>
+        <w:t>המערכת תאפשר עריכה ומחיקה של הוצאות.</w:t>
+      </w:r>
+    </w:p>
+    <w:p>
+      <w:pPr>
+        <w:pStyle w:val="a0"/>
+        <w:bidi/>
+      </w:pPr>
+      <w:r>
+        <w:rPr>
+          <w:rtl/>
+        </w:rPr>
+        <w:t>המערכת תחשב יתרות אישיות וחובות בין הדיירים.</w:t>
+      </w:r>
+    </w:p>
+    <w:p>
+      <w:pPr>
+        <w:pStyle w:val="a0"/>
+        <w:bidi/>
+      </w:pPr>
+      <w:r>
+        <w:rPr>
+          <w:rtl/>
+        </w:rPr>
+        <w:t>המערכת תאפשר פירוט הוצאות שהובילו לחוב נוכחי.</w:t>
+      </w:r>
+    </w:p>
+    <w:p>
+      <w:pPr>
+        <w:pStyle w:val="a0"/>
+        <w:bidi/>
+      </w:pPr>
+      <w:r>
+        <w:rPr>
+          <w:rtl/>
+        </w:rPr>
+        <w:t>המערכת תחשב את השפעת ההוצאה</w:t>
+      </w:r>
+      <w:r>
+        <w:t xml:space="preserve"> </w:t>
+      </w:r>
+      <w:r>
+        <w:rPr>
+          <w:rtl/>
+        </w:rPr>
+        <w:t>חדשה</w:t>
+      </w:r>
+      <w:r>
+        <w:rPr>
+          <w:rtl/>
+        </w:rPr>
+        <w:t xml:space="preserve"> על מצב החובות בין הדיירים</w:t>
+      </w:r>
+      <w:r>
+        <w:t>.</w:t>
+      </w:r>
+    </w:p>
+    <w:p>
+      <w:pPr>
+        <w:pStyle w:val="a0"/>
+        <w:bidi/>
+      </w:pPr>
+      <w:r>
+        <w:rPr>
+          <w:rtl/>
+        </w:rPr>
+        <w:t>המערכת תאפשר צירוף קובץ להוצאה, כגון קבלה או מסמך רלוונטי</w:t>
+      </w:r>
+      <w:r>
+        <w:t>,</w:t>
+      </w:r>
+      <w:r>
+        <w:rPr>
+          <w:rtl/>
+        </w:rPr>
+        <w:t xml:space="preserve"> בפורמט</w:t>
+      </w:r>
+      <w:r>
+        <w:rPr>
+          <w:rtl/>
+        </w:rPr>
+        <w:t xml:space="preserve"> </w:t>
+      </w:r>
+      <w:r>
+        <w:t>PDF</w:t>
+      </w:r>
+      <w:r>
+        <w:rPr>
+          <w:rtl/>
+        </w:rPr>
+        <w:t>,</w:t>
+      </w:r>
+      <w:r>
+        <w:t xml:space="preserve">JPG </w:t>
+      </w:r>
+      <w:r>
+        <w:rPr>
+          <w:rtl/>
+        </w:rPr>
+        <w:t xml:space="preserve"> או </w:t>
+      </w:r>
+      <w:r>
+        <w:t>PNG</w:t>
+      </w:r>
+      <w:r>
+        <w:rPr>
+          <w:rtl/>
+        </w:rPr>
+        <w:t>.</w:t>
+      </w:r>
+    </w:p>
+    <w:p>
+      <w:pPr>
+        <w:pStyle w:val="a0"/>
+        <w:numPr>
+          <w:ilvl w:val="0"/>
+          <w:numId w:val="0"/>
+        </w:numPr>
+        <w:bidi/>
+        <w:ind w:left="360"/>
+      </w:pPr>
+    </w:p>
+    <w:p>
+      <w:pPr>
+        <w:bidi/>
+        <w:rPr>
+          <w:u w:val="single"/>
+        </w:rPr>
+      </w:pPr>
+      <w:r>
+        <w:rPr>
+          <w:b/>
+          <w:u w:val="single"/>
+          <w:rtl/>
+        </w:rPr>
+        <w:t>דרישות לא פונקציונליות</w:t>
+      </w:r>
+    </w:p>
+    <w:p>
+      <w:pPr>
+        <w:pStyle w:val="a0"/>
+        <w:bidi/>
+      </w:pPr>
+      <w:r>
+        <w:rPr>
+          <w:rtl/>
+        </w:rPr>
+        <w:t>המערכת תמנע שמירת הוצאה עם סכום לא תקין או ללא משלם.</w:t>
+      </w:r>
+    </w:p>
+    <w:p>
+      <w:pPr>
+        <w:pStyle w:val="a0"/>
+        <w:bidi/>
+      </w:pPr>
+      <w:r>
+        <w:rPr>
+          <w:rtl/>
+        </w:rPr>
+        <w:t>המערכת תשמור על עקביות בין הוצאה, משתתפים, חובות ויתרות.</w:t>
+      </w:r>
+    </w:p>
+    <w:p>
+      <w:pPr>
+        <w:pStyle w:val="a0"/>
+        <w:bidi/>
+      </w:pPr>
+      <w:r>
+        <w:rPr>
+          <w:rtl/>
+        </w:rPr>
+        <w:t>חישוב חלקם של המשתתפים בהוצאה יתבצע בצורה עקבית</w:t>
+      </w:r>
+      <w:r>
+        <w:rPr>
+          <w:rtl/>
+        </w:rPr>
+        <w:t>.</w:t>
+      </w:r>
+    </w:p>
+    <w:p>
+      <w:pPr>
+        <w:pStyle w:val="a0"/>
+        <w:bidi/>
+      </w:pPr>
+      <w:r>
+        <w:rPr>
+          <w:rtl/>
+        </w:rPr>
+        <w:t>המערכת תציג נתונים עדכניים לאחר כל יצירה, עריכה או ביטול.</w:t>
+      </w:r>
+    </w:p>
+    <w:p>
+      <w:pPr>
+        <w:pStyle w:val="ae"/>
+        <w:numPr>
+          <w:ilvl w:val="0"/>
+          <w:numId w:val="10"/>
+        </w:numPr>
+        <w:bidi/>
+        <w:rPr>
+          <w:bCs/>
+          <w:u w:val="single"/>
+        </w:rPr>
+      </w:pPr>
+      <w:r>
+        <w:rPr>
+          <w:bCs/>
+          <w:sz w:val="26"/>
+          <w:u w:val="single"/>
+          <w:rtl/>
+        </w:rPr>
+        <w:t>ניהול תשלומים בין דיירים</w:t>
+      </w:r>
+    </w:p>
+    <w:p>
+      <w:pPr>
+        <w:bidi/>
+        <w:rPr>
+          <w:b/>
+          <w:rtl/>
+        </w:rPr>
+      </w:pPr>
+      <w:r>
+        <w:rPr>
+          <w:rtl/>
+        </w:rPr>
+        <w:t>מודול זה אחראי על רישום ותיעוד תשלומים שבוצעו בפועל בין דיירים, לצורך מעקב אחר העברות כספיות ועדכון מצב החובות והיתרות בדירה. במסגרת המודול ניתן לתעד מי ביצע את התשלום, מי קיבל אותו, מהו סכום התשלום, מועד הביצוע והערה רלוונטית במידת הצורך</w:t>
+      </w:r>
+      <w:r>
+        <w:t>.</w:t>
+      </w:r>
+    </w:p>
+    <w:p>
+      <w:pPr>
+        <w:bidi/>
+        <w:rPr>
+          <w:u w:val="single"/>
+        </w:rPr>
+      </w:pPr>
+      <w:r>
+        <w:rPr>
+          <w:b/>
+          <w:u w:val="single"/>
+          <w:rtl/>
+        </w:rPr>
+        <w:t>דרישות פונקציונליות</w:t>
+      </w:r>
+    </w:p>
+    <w:p>
+      <w:pPr>
+        <w:pStyle w:val="a0"/>
+        <w:bidi/>
+      </w:pPr>
+      <w:r>
+        <w:rPr>
+          <w:rtl/>
+        </w:rPr>
+        <w:t>המערכת תאפשר רישום תשלום בין דייר משלם לדייר מקבל.</w:t>
+      </w:r>
+    </w:p>
+    <w:p>
+      <w:pPr>
+        <w:pStyle w:val="a0"/>
+        <w:bidi/>
+      </w:pPr>
+      <w:r>
+        <w:rPr>
+          <w:rtl/>
+        </w:rPr>
+        <w:t>המערכת תאפשר הזנת סכום, תאריך והערה עבור כל תשלום.</w:t>
+      </w:r>
+    </w:p>
+    <w:p>
+      <w:pPr>
+        <w:pStyle w:val="a0"/>
+        <w:bidi/>
+      </w:pPr>
+      <w:r>
+        <w:rPr>
+          <w:rtl/>
+        </w:rPr>
+        <w:t xml:space="preserve">המערכת תאפשר </w:t>
+      </w:r>
+      <w:r>
+        <w:rPr>
+          <w:rtl/>
+        </w:rPr>
+        <w:t>מחיקה או עריכה</w:t>
+      </w:r>
+      <w:r>
+        <w:rPr>
+          <w:rtl/>
+        </w:rPr>
+        <w:t xml:space="preserve"> של תשלו</w:t>
+      </w:r>
+      <w:r>
+        <w:rPr>
+          <w:rtl/>
+        </w:rPr>
+        <w:t>ם</w:t>
+      </w:r>
+      <w:r>
+        <w:rPr>
+          <w:rtl/>
+        </w:rPr>
+        <w:t>.</w:t>
+      </w:r>
+    </w:p>
+    <w:p>
+      <w:pPr>
+        <w:pStyle w:val="a0"/>
+        <w:bidi/>
+      </w:pPr>
+      <w:r>
+        <w:rPr>
+          <w:rtl/>
+        </w:rPr>
+        <w:t>המערכת תציג את יתרת החובות בין כל דייר בדירה</w:t>
+      </w:r>
+    </w:p>
+    <w:p>
+      <w:pPr>
+        <w:pStyle w:val="a0"/>
+        <w:bidi/>
+      </w:pPr>
+      <w:r>
+        <w:rPr>
+          <w:rtl/>
+        </w:rPr>
+        <w:t xml:space="preserve">המערכת תעדכן את </w:t>
+      </w:r>
+      <w:r>
+        <w:rPr>
+          <w:rtl/>
+        </w:rPr>
+        <w:t xml:space="preserve">יתרות החוב בין הדיירים </w:t>
+      </w:r>
+      <w:r>
+        <w:rPr>
+          <w:rtl/>
+        </w:rPr>
+        <w:t>לאחר כל רישום תשלום</w:t>
+      </w:r>
+      <w:r>
+        <w:rPr>
+          <w:rtl/>
+        </w:rPr>
+        <w:t>, עריכה או ביטול תשלום</w:t>
+      </w:r>
+      <w:r>
+        <w:rPr>
+          <w:rtl/>
+        </w:rPr>
+        <w:t>.</w:t>
+      </w:r>
+    </w:p>
+    <w:p>
+      <w:pPr>
+        <w:pStyle w:val="a0"/>
+        <w:bidi/>
+      </w:pPr>
+      <w:r>
+        <w:rPr>
+          <w:rtl/>
+        </w:rPr>
+        <w:t>המערכת תציג היסטוריית תשלומים בדירה.</w:t>
+      </w:r>
+    </w:p>
+    <w:p>
+      <w:pPr>
+        <w:bidi/>
+        <w:rPr>
+          <w:u w:val="single"/>
+        </w:rPr>
+      </w:pPr>
+      <w:r>
+        <w:rPr>
+          <w:b/>
+          <w:u w:val="single"/>
+          <w:rtl/>
+        </w:rPr>
+        <w:t>דרישות לא פונקציונליות</w:t>
+      </w:r>
+    </w:p>
+    <w:p>
+      <w:pPr>
+        <w:pStyle w:val="a0"/>
+        <w:bidi/>
+      </w:pPr>
+      <w:r>
+        <w:rPr>
+          <w:rtl/>
+        </w:rPr>
+        <w:t>המערכת תמנע מצב של תשלום עם סכום שלילי.</w:t>
+      </w:r>
+    </w:p>
+    <w:p>
+      <w:pPr>
+        <w:pStyle w:val="a0"/>
+        <w:bidi/>
+      </w:pPr>
+      <w:r>
+        <w:rPr>
+          <w:rtl/>
+        </w:rPr>
+        <w:t>המערכת תשמור היסטוריית תשלומים גם לאחר ביטול לוגי.</w:t>
+      </w:r>
+    </w:p>
+    <w:p>
+      <w:pPr>
+        <w:pStyle w:val="a0"/>
+        <w:bidi/>
+      </w:pPr>
+      <w:r>
+        <w:rPr>
+          <w:rtl/>
+        </w:rPr>
+        <w:lastRenderedPageBreak/>
+        <w:t>משתמש שלא שייך לדירה לא יוכל לצפות בתשלומים שלה.</w:t>
+      </w:r>
+    </w:p>
+    <w:p>
+      <w:pPr>
+        <w:bidi/>
         <w:rPr>
           <w:b/>
           <w:sz w:val="26"/>
           <w:rtl/>
         </w:rPr>
-        <w:t>4.1 ניהול חשבונות, התחברות, הרשמה והזמנות</w:t>
+      </w:pPr>
+      <w:r>
+        <w:rPr>
+          <w:rtl/>
+        </w:rPr>
+        <w:t>החישובים הכספיים יתעדכנו לאחר כל שינוי בתשלום, כך שמצב החובות והיתרות יוצג בצורה עדכנית</w:t>
+      </w:r>
+      <w:r>
+        <w:t>.</w:t>
       </w:r>
     </w:p>
     <w:p>
       <w:pPr>
+        <w:pStyle w:val="ae"/>
+        <w:numPr>
+          <w:ilvl w:val="0"/>
+          <w:numId w:val="10"/>
+        </w:numPr>
         <w:bidi/>
-      </w:pPr>
-      <w:r>
-        <w:rPr>
-          <w:rtl/>
-        </w:rPr>
-        <w:t>מודול זה אחראי על יצירת חשבונות, התחברות, אימות משתמשים, יצירת דירה חדשה, שיוך לדירה דרך קישורי הזמנה וניהול זרימות ההרשמה וההתחברות.</w:t>
+        <w:rPr>
+          <w:bCs/>
+          <w:u w:val="single"/>
+        </w:rPr>
+      </w:pPr>
+      <w:r>
+        <w:rPr>
+          <w:bCs/>
+          <w:sz w:val="26"/>
+          <w:u w:val="single"/>
+          <w:rtl/>
+        </w:rPr>
+        <w:t>מטלות הדירה</w:t>
       </w:r>
     </w:p>
     <w:p>
       <w:pPr>
         <w:bidi/>
-      </w:pPr>
-      <w:r>
         <w:rPr>
           <w:b/>
           <w:rtl/>
         </w:rPr>
-        <w:t>דרישות פונקציונליות</w:t>
+      </w:pPr>
+      <w:r>
+        <w:rPr>
+          <w:rtl/>
+        </w:rPr>
+        <w:t>מודול זה אחראי על יצירה וניהול של מטלות הדירה, שיוך מטלות לדיירים אחראים, קביעת תאריכי יעד ומעקב אחר סטטוס הביצוע שלהן. בנוסף, המודול מאפשר לנהל רשימת מטלות קבועות עבור כל דירה, כך שניתן יהיה לשמור פעולות חוזרות או משימות שמאפיינות את ההתנהלות השוטפת בדירה</w:t>
+      </w:r>
+      <w:r>
+        <w:t>.</w:t>
       </w:r>
     </w:p>
     <w:p>
       <w:pPr>
+        <w:bidi/>
+        <w:rPr>
+          <w:u w:val="single"/>
+        </w:rPr>
+      </w:pPr>
+      <w:r>
+        <w:rPr>
+          <w:b/>
+          <w:u w:val="single"/>
+          <w:rtl/>
+        </w:rPr>
+        <w:t>דרישות פונקציונליות</w:t>
+      </w:r>
+    </w:p>
+    <w:p>
+      <w:pPr>
         <w:pStyle w:val="a0"/>
         <w:bidi/>
       </w:pPr>
@@ -266,7 +1125,19 @@
         <w:rPr>
           <w:rtl/>
         </w:rPr>
-        <w:t>המערכת תאפשר פתיחת חשבון חדש באמצעות כתובת מייל וסיסמה.</w:t>
+        <w:t>המערכת תאפשר יצירת מטלה חדשה בדירה</w:t>
+      </w:r>
+      <w:r>
+        <w:rPr>
+          <w:rtl/>
+        </w:rPr>
+        <w:t xml:space="preserve"> כולל שם המטלה, פירוט והיערות על המטלה</w:t>
+      </w:r>
+      <w:r>
+        <w:rPr>
+          <w:rtl/>
+        </w:rPr>
+        <w:t>.</w:t>
       </w:r>
     </w:p>
     <w:p>
@@ -278,7 +1149,7 @@
         <w:rPr>
           <w:rtl/>
         </w:rPr>
-        <w:t>המערכת תאפשר התחברות לחשבון קיים.</w:t>
+        <w:t>המערכת תאפשר שיוך מטלה לדייר אחראי.</w:t>
       </w:r>
     </w:p>
     <w:p>
@@ -290,7 +1161,7 @@
         <w:rPr>
           <w:rtl/>
         </w:rPr>
-        <w:t>המערכת תאפשר יצירת דירה חדשה ושיוך המשתמש הראשון כדייר מנהל.</w:t>
+        <w:t>המערכת תאפשר קביעת תאריך יעד למטלה.</w:t>
       </w:r>
     </w:p>
     <w:p>
@@ -302,7 +1173,7 @@
         <w:rPr>
           <w:rtl/>
         </w:rPr>
-        <w:t>המערכת תאפשר יצירת קישור הזמנה ייעודי לצירוף דייר או בעל דירה.</w:t>
+        <w:t>המערכת תאפשר עדכון סטטוס מטלה: פתוחה, בביצוע, הושלמה.</w:t>
       </w:r>
     </w:p>
     <w:p>
@@ -314,7 +1185,7 @@
         <w:rPr>
           <w:rtl/>
         </w:rPr>
-        <w:t>המערכת תאפשר קבלת הזמנה והשלמת שיוך לחשבון קיים או לחשבון חדש.</w:t>
+        <w:t>המערכת תציג מטלות פתוחות של המשתמש ומטלות של שאר הדיירים.</w:t>
       </w:r>
     </w:p>
     <w:p>
@@ -326,7 +1197,7 @@
         <w:rPr>
           <w:rtl/>
         </w:rPr>
-        <w:t>המערכת תאפשר למשתמש לעבור להתחברות לאחר יצירת חשבון מהזמנה.</w:t>
+        <w:t>המערכת תציג לדיירים מטלות של דיירים אחרים שנמצאות באיחור.</w:t>
       </w:r>
     </w:p>
     <w:p>
@@ -338,7 +1209,19 @@
         <w:rPr>
           <w:rtl/>
         </w:rPr>
-        <w:t>המערכת תנקה session ישן של invite כאשר המשתמש יוצא מהזרימה או מבטל אותה.</w:t>
+        <w:t xml:space="preserve">המערכת תציג מטלות שהושלמו </w:t>
+      </w:r>
+      <w:r>
+        <w:rPr>
+          <w:rtl/>
+        </w:rPr>
+        <w:t>בשלושה ימים אחרונים בדירה</w:t>
+      </w:r>
+      <w:r>
+        <w:rPr>
+          <w:rtl/>
+        </w:rPr>
+        <w:t>.</w:t>
       </w:r>
     </w:p>
     <w:p>
@@ -350,24 +1233,39 @@
         <w:rPr>
           <w:rtl/>
         </w:rPr>
-        <w:t>המערכת תאפשר איפוס סיסמה והתחברות מחדש לחשבון קיים.</w:t>
+        <w:t>המערכת תאפשר ניהול רשימת מטלות קבועות לכל דירה בנפרד.</w:t>
       </w:r>
     </w:p>
     <w:p>
       <w:pPr>
+        <w:pStyle w:val="a0"/>
         <w:bidi/>
       </w:pPr>
       <w:r>
         <w:rPr>
-          <w:b/>
-          <w:rtl/>
-        </w:rPr>
-        <w:lastRenderedPageBreak/>
-        <w:t>דרישות לא פונקציונליות</w:t>
+          <w:rtl/>
+        </w:rPr>
+        <w:t>המערכת תאפשר הוספה, עריכה ומחיקה של מטלות קבועות.</w:t>
       </w:r>
     </w:p>
     <w:p>
       <w:pPr>
+        <w:bidi/>
+        <w:rPr>
+          <w:u w:val="single"/>
+        </w:rPr>
+      </w:pPr>
+      <w:r>
+        <w:rPr>
+          <w:b/>
+          <w:u w:val="single"/>
+          <w:rtl/>
+        </w:rPr>
+        <w:t>דרישות לא פונקציונליות</w:t>
+      </w:r>
+    </w:p>
+    <w:p>
+      <w:pPr>
         <w:pStyle w:val="a0"/>
         <w:bidi/>
       </w:pPr>
@@ -375,7 +1273,7 @@
         <w:rPr>
           <w:rtl/>
         </w:rPr>
-        <w:t>האימות יתבצע דרך Supabase Auth ולא דרך מנגנון מותאם אישית.</w:t>
+        <w:t>לא יהיה ניתן לבחור תאריך יעד שעבר.</w:t>
       </w:r>
     </w:p>
     <w:p>
@@ -387,7 +1285,7 @@
         <w:rPr>
           <w:rtl/>
         </w:rPr>
-        <w:t>קישורי הזמנה יהיו בעלי token ייחודי, סטטוס ותוקף מוגדר.</w:t>
+        <w:t>מטלות באיחור יודגשו חזותית לכל הדיירים.</w:t>
       </w:r>
     </w:p>
     <w:p>
@@ -399,19 +1297,82 @@
         <w:rPr>
           <w:rtl/>
         </w:rPr>
-        <w:t>משתמש שלא הגיע דרך קישור הזמנה פעיל לא ייכנס אוטומטית לזרימת שיוך.</w:t>
+        <w:t>מטלות קבועות יישמרו ברמת הדירה בלבד, ללא שיתוף גלובלי בין דירות.</w:t>
       </w:r>
     </w:p>
     <w:p>
       <w:pPr>
+        <w:pStyle w:val="ae"/>
+        <w:numPr>
+          <w:ilvl w:val="0"/>
+          <w:numId w:val="10"/>
+        </w:numPr>
+        <w:bidi/>
+        <w:rPr>
+          <w:bCs/>
+          <w:u w:val="single"/>
+        </w:rPr>
+      </w:pPr>
+      <w:r>
+        <w:rPr>
+          <w:bCs/>
+          <w:sz w:val="26"/>
+          <w:u w:val="single"/>
+          <w:rtl/>
+        </w:rPr>
+        <w:t>רשימת קניות</w:t>
+      </w:r>
+    </w:p>
+    <w:p>
+      <w:pPr>
+        <w:bidi/>
+        <w:rPr>
+          <w:b/>
+          <w:rtl/>
+        </w:rPr>
+      </w:pPr>
+      <w:r>
+        <w:rPr>
+          <w:rtl/>
+        </w:rPr>
+        <w:t>מודול זה אחראי על ניהול רשימת קניות משותפת לדירה, הכוללת הוספת פריטים, עדכון כמויות וקטגוריות, שינוי סטטוס רכישה ושמירת היסטוריית פריטים שנרכשו. המודול נועד לאפשר לדיירים לעקוב בצורה מסודרת אחר פריטים החסרים בדירה, ולמנוע כפילויות או חוסר תיאום בין הדיירים בנוגע לקניות משותפות</w:t>
+      </w:r>
+      <w:r>
+        <w:t>.</w:t>
+      </w:r>
+    </w:p>
+    <w:p>
+      <w:pPr>
+        <w:bidi/>
+        <w:rPr>
+          <w:u w:val="single"/>
+        </w:rPr>
+      </w:pPr>
+      <w:r>
+        <w:rPr>
+          <w:b/>
+          <w:u w:val="single"/>
+          <w:rtl/>
+        </w:rPr>
+        <w:t>דרישות פונקציונליות</w:t>
+      </w:r>
+    </w:p>
+    <w:p>
+      <w:pPr>
         <w:pStyle w:val="a0"/>
         <w:bidi/>
-      </w:pPr>
-      <w:r>
-        <w:rPr>
-          <w:rtl/>
-        </w:rPr>
-        <w:t>הממשק יציג חיווי טעינה ברור בזמן יצירת חשבון או התחברות.</w:t>
+        <w:rPr>
+          <w:rFonts w:ascii="Times New Roman" w:hAnsi="Times New Roman"/>
+        </w:rPr>
+      </w:pPr>
+      <w:r>
+        <w:rPr>
+          <w:rtl/>
+        </w:rPr>
+        <w:t>המערכת תאפשר הוספת פריט קנייה חדש הכולל שם פריט, כמות וקטגוריה</w:t>
+      </w:r>
+      <w:r>
+        <w:t>.</w:t>
       </w:r>
     </w:p>
     <w:p>
@@ -423,47 +1384,230 @@
         <w:rPr>
           <w:rtl/>
         </w:rPr>
-        <w:t>המערכת תמנע מצב שבו invite ישן ממשיך להשפיע על login רגיל.</w:t>
+        <w:t>המערכת תאפשר שינוי סטטוס פריט לפתוח או נרכש.</w:t>
       </w:r>
     </w:p>
     <w:p>
       <w:pPr>
+        <w:pStyle w:val="a0"/>
         <w:bidi/>
       </w:pPr>
       <w:r>
+        <w:rPr>
+          <w:rtl/>
+        </w:rPr>
+        <w:t>המערכת תאפשר הצגת רשימת קניות פעילה.</w:t>
+      </w:r>
+    </w:p>
+    <w:p>
+      <w:pPr>
+        <w:pStyle w:val="a0"/>
+        <w:bidi/>
+      </w:pPr>
+      <w:r>
+        <w:rPr>
+          <w:rtl/>
+        </w:rPr>
+        <w:t>המערכת תפריד בין רשימת הקניות הפעילה לבין רשימת הפריטים שנרכשו לאחרונה.</w:t>
+      </w:r>
+    </w:p>
+    <w:p>
+      <w:pPr>
+        <w:pStyle w:val="a0"/>
+        <w:bidi/>
+      </w:pPr>
+      <w:r>
+        <w:rPr>
+          <w:rtl/>
+        </w:rPr>
+        <w:t xml:space="preserve">המערכת </w:t>
+      </w:r>
+      <w:r>
+        <w:rPr>
+          <w:rtl/>
+        </w:rPr>
+        <w:t xml:space="preserve">תציג </w:t>
+      </w:r>
+      <w:r>
+        <w:rPr>
+          <w:rtl/>
+        </w:rPr>
+        <w:t>פריטים שנרכשו</w:t>
+      </w:r>
+      <w:r>
+        <w:rPr>
+          <w:rtl/>
+        </w:rPr>
+        <w:t xml:space="preserve"> לאחרונה</w:t>
+      </w:r>
+      <w:r>
+        <w:rPr>
+          <w:rtl/>
+        </w:rPr>
+        <w:t>.</w:t>
+      </w:r>
+    </w:p>
+    <w:p>
+      <w:pPr>
+        <w:pStyle w:val="a0"/>
+        <w:bidi/>
+      </w:pPr>
+      <w:r>
+        <w:rPr>
+          <w:rtl/>
+        </w:rPr>
+        <w:t xml:space="preserve">המערכת תאפשר </w:t>
+      </w:r>
+      <w:r>
+        <w:rPr>
+          <w:rtl/>
+        </w:rPr>
+        <w:t>מחיקה או עריכה של פריט מרשימת הקניות</w:t>
+      </w:r>
+      <w:r>
+        <w:rPr>
+          <w:rtl/>
+        </w:rPr>
+        <w:t>.</w:t>
+      </w:r>
+    </w:p>
+    <w:p>
+      <w:pPr>
+        <w:bidi/>
+        <w:rPr>
+          <w:u w:val="single"/>
+        </w:rPr>
+      </w:pPr>
+      <w:r>
+        <w:rPr>
+          <w:b/>
+          <w:u w:val="single"/>
+          <w:rtl/>
+        </w:rPr>
+        <w:t>דרישות לא פונקציונליות</w:t>
+      </w:r>
+    </w:p>
+    <w:p>
+      <w:pPr>
+        <w:pStyle w:val="a0"/>
+        <w:bidi/>
+      </w:pPr>
+      <w:r>
+        <w:rPr>
+          <w:rtl/>
+        </w:rPr>
+        <w:t>פריט שנרכש לא יוצג כברירת מחדל ברשימה הפעילה.</w:t>
+      </w:r>
+    </w:p>
+    <w:p>
+      <w:pPr>
+        <w:pStyle w:val="a0"/>
+        <w:bidi/>
+        <w:rPr>
+          <w:rFonts w:ascii="Times New Roman" w:hAnsi="Times New Roman"/>
+        </w:rPr>
+      </w:pPr>
+      <w:r>
+        <w:rPr>
+          <w:rtl/>
+        </w:rPr>
+        <w:lastRenderedPageBreak/>
+        <w:t>המערכת תשמור על עקביות בין רשימת הקניות הפעילה לבין היסטוריית הפריטים שנרכשו</w:t>
+      </w:r>
+      <w:r>
+        <w:t>.</w:t>
+      </w:r>
+    </w:p>
+    <w:p>
+      <w:pPr>
+        <w:pStyle w:val="a0"/>
+        <w:bidi/>
         <w:rPr>
           <w:b/>
           <w:sz w:val="26"/>
           <w:rtl/>
         </w:rPr>
-        <w:t>4.2 ניהול דיירים והרשאות</w:t>
+      </w:pPr>
+      <w:r>
+        <w:rPr>
+          <w:rtl/>
+        </w:rPr>
+        <w:t>המערכת תציג עדכון מהיר של רשימת הקניות לאחר שינוי סטטוס פריט על ידי אחד הדיירים, כך שהמשתמשים יוכלו לראות את השינוי ללא עיכוב מורגש</w:t>
       </w:r>
     </w:p>
     <w:p>
       <w:pPr>
+        <w:pStyle w:val="a0"/>
+        <w:numPr>
+          <w:ilvl w:val="0"/>
+          <w:numId w:val="0"/>
+        </w:numPr>
         <w:bidi/>
-      </w:pPr>
-      <w:r>
-        <w:rPr>
-          <w:rtl/>
-        </w:rPr>
-        <w:t>מודול זה אחראי על ניהול הרכב הדירה, תפקידי המשתמשים והרשאות הפעולה של כל משתמש.</w:t>
-      </w:r>
+        <w:ind w:left="360"/>
+        <w:rPr>
+          <w:rFonts w:ascii="Times New Roman" w:hAnsi="Times New Roman"/>
+        </w:rPr>
+      </w:pPr>
     </w:p>
     <w:p>
       <w:pPr>
+        <w:pStyle w:val="ae"/>
+        <w:numPr>
+          <w:ilvl w:val="0"/>
+          <w:numId w:val="10"/>
+        </w:numPr>
         <w:bidi/>
-      </w:pPr>
-      <w:r>
-        <w:rPr>
-          <w:b/>
-          <w:rtl/>
-        </w:rPr>
-        <w:t>דרישות פונקציונליות</w:t>
+        <w:rPr>
+          <w:bCs/>
+          <w:u w:val="single"/>
+        </w:rPr>
+      </w:pPr>
+      <w:r>
+        <w:rPr>
+          <w:bCs/>
+          <w:sz w:val="26"/>
+          <w:u w:val="single"/>
+          <w:rtl/>
+        </w:rPr>
+        <w:t>פניות, תחזוקה ובעל דירה</w:t>
       </w:r>
     </w:p>
     <w:p>
       <w:pPr>
+        <w:bidi/>
+        <w:rPr>
+          <w:b/>
+          <w:rtl/>
+        </w:rPr>
+      </w:pPr>
+      <w:r>
+        <w:rPr>
+          <w:rtl/>
+        </w:rPr>
+        <w:t>מודול זה אחראי על ניהול פניות הקשורות לדירה, כגון תקלות, בקשות תחזוקה או נושאים הדורשים טיפול מול בעל הדירה. במסגרת המודול ניתן לפתוח פנייה חדשה, לצרף קבצים, להוסיף הערות, לעקוב אחר סטטוס הטיפול ולאפשר לבעל הדירה לצפות בפניות הרלוונטיות אליו ולעדכן אותן בהתאם לצורך</w:t>
+      </w:r>
+      <w:r>
+        <w:t>.</w:t>
+      </w:r>
+    </w:p>
+    <w:p>
+      <w:pPr>
+        <w:bidi/>
+        <w:rPr>
+          <w:u w:val="single"/>
+        </w:rPr>
+      </w:pPr>
+      <w:r>
+        <w:rPr>
+          <w:b/>
+          <w:u w:val="single"/>
+          <w:rtl/>
+        </w:rPr>
+        <w:t>דרישות פונקציונליות</w:t>
+      </w:r>
+    </w:p>
+    <w:p>
+      <w:pPr>
         <w:pStyle w:val="a0"/>
         <w:bidi/>
       </w:pPr>
@@ -471,7 +1615,7 @@
         <w:rPr>
           <w:rtl/>
         </w:rPr>
-        <w:t>המערכת תציג רשימת דיירים פעילים בדירה.</w:t>
+        <w:t>המערכת תאפשר פתיחת פנייה חדשה עם כותרת, תיאור וקטגוריה.</w:t>
       </w:r>
     </w:p>
     <w:p>
@@ -483,7 +1627,33 @@
         <w:rPr>
           <w:rtl/>
         </w:rPr>
-        <w:t>המערכת תאפשר לדייר מנהל להזמין דייר חדש או בעל דירה.</w:t>
+        <w:t xml:space="preserve">המערכת תאפשר הוספת קבצים </w:t>
+      </w:r>
+      <w:r>
+        <w:rPr>
+          <w:rFonts w:hint="cs"/>
+          <w:rtl/>
+        </w:rPr>
+        <w:t xml:space="preserve">לפנייה בפורמט </w:t>
+      </w:r>
+      <w:r>
+        <w:t>PDF, JPG</w:t>
+      </w:r>
+      <w:r>
+        <w:rPr>
+          <w:rFonts w:hint="cs"/>
+          <w:rtl/>
+        </w:rPr>
+        <w:t xml:space="preserve"> או </w:t>
+      </w:r>
+      <w:r>
+        <w:t>PNG</w:t>
+      </w:r>
+      <w:r>
+        <w:rPr>
+          <w:rtl/>
+        </w:rPr>
+        <w:t>.</w:t>
       </w:r>
     </w:p>
     <w:p>
@@ -495,7 +1665,33 @@
         <w:rPr>
           <w:rtl/>
         </w:rPr>
-        <w:t>המערכת תאפשר לדייר מנהל להסיר דייר קיים מהדירה.</w:t>
+        <w:t>המערכת תנהל סטטוס פנייה</w:t>
+      </w:r>
+      <w:r>
+        <w:rPr>
+          <w:rFonts w:hint="cs"/>
+          <w:rtl/>
+        </w:rPr>
+        <w:t>: פתוח, בטיפול, סגור</w:t>
+      </w:r>
+      <w:r>
+        <w:rPr>
+          <w:rtl/>
+        </w:rPr>
+        <w:t xml:space="preserve"> ותאפשר </w:t>
+      </w:r>
+      <w:r>
+        <w:rPr>
+          <w:rFonts w:hint="cs"/>
+          <w:rtl/>
+        </w:rPr>
+        <w:t>לדיירם או לבעל הדירה לעדכנו</w:t>
+      </w:r>
+      <w:r>
+        <w:rPr>
+          <w:rtl/>
+        </w:rPr>
+        <w:t>.</w:t>
       </w:r>
     </w:p>
     <w:p>
@@ -507,31 +1703,43 @@
         <w:rPr>
           <w:rtl/>
         </w:rPr>
-        <w:t>המערכת תאפשר ניהול תפקידי משתמש: admin, tenant, landlord.</w:t>
+        <w:t>המערכת תציג רשימת פניות פתוחות, בטיפול וסגורות.</w:t>
       </w:r>
     </w:p>
     <w:p>
       <w:pPr>
         <w:pStyle w:val="a0"/>
         <w:bidi/>
-      </w:pPr>
-      <w:r>
-        <w:rPr>
-          <w:rtl/>
-        </w:rPr>
-        <w:t>המערכת תציג את מצב החברות של המשתמש בדירה כפעיל או לא פעיל.</w:t>
+        <w:rPr>
+          <w:rFonts w:ascii="Times New Roman" w:hAnsi="Times New Roman"/>
+        </w:rPr>
+      </w:pPr>
+      <w:r>
+        <w:rPr>
+          <w:rtl/>
+        </w:rPr>
+        <w:t>המערכת תאפשר הוספת תגובות לפנייה קיימת, לצורך ניהול שיח בין הדיירים לבין בעל הדירה</w:t>
+      </w:r>
+      <w:r>
+        <w:t>.</w:t>
       </w:r>
     </w:p>
     <w:p>
       <w:pPr>
+        <w:pStyle w:val="a0"/>
         <w:bidi/>
-      </w:pPr>
-      <w:r>
-        <w:rPr>
-          <w:b/>
-          <w:rtl/>
-        </w:rPr>
-        <w:t>דרישות לא פונקציונליות</w:t>
+        <w:rPr>
+          <w:rFonts w:ascii="Times New Roman" w:hAnsi="Times New Roman"/>
+        </w:rPr>
+      </w:pPr>
+      <w:r>
+        <w:rPr>
+          <w:rtl/>
+        </w:rPr>
+        <w:t>המערכת תציג את רצף התגובות בפנייה לפי סדר כרונולוגי</w:t>
+      </w:r>
+      <w:r>
+        <w:t>.</w:t>
       </w:r>
     </w:p>
     <w:p>
@@ -543,11 +1751,27 @@
         <w:rPr>
           <w:rtl/>
         </w:rPr>
-        <w:t>רק משתמש מורשה יוכל לבצע פעולות ניהול על הרכב הדירה.</w:t>
+        <w:t>המערכת תאפשר לבעל הדירה לצפות בפניות הרלוונטיות אליו.</w:t>
       </w:r>
     </w:p>
     <w:p>
       <w:pPr>
+        <w:bidi/>
+        <w:rPr>
+          <w:u w:val="single"/>
+        </w:rPr>
+      </w:pPr>
+      <w:r>
+        <w:rPr>
+          <w:b/>
+          <w:u w:val="single"/>
+          <w:rtl/>
+        </w:rPr>
+        <w:t>דרישות לא פונקציונליות</w:t>
+      </w:r>
+    </w:p>
+    <w:p>
+      <w:pPr>
         <w:pStyle w:val="a0"/>
         <w:bidi/>
       </w:pPr>
@@ -555,7 +1779,7 @@
         <w:rPr>
           <w:rtl/>
         </w:rPr>
-        <w:t>לחשבון תהיה חברות פעילה אחת בלבד בכל רגע נתון.</w:t>
+        <w:t>משתמש יוכל לצפות רק בפניות של הדירה שלו ובהתאם להרשאותיו.</w:t>
       </w:r>
     </w:p>
     <w:p>
@@ -567,7 +1791,7 @@
         <w:rPr>
           <w:rtl/>
         </w:rPr>
-        <w:t>הסרת דייר תעודכן מיידית בממשק ובחישובים התלויים בו.</w:t>
+        <w:t>פניות לא יימחקו פיזית אלא ינוהלו לפי סטטוס.</w:t>
       </w:r>
     </w:p>
     <w:p>
@@ -579,12 +1803,234 @@
         <w:rPr>
           <w:rtl/>
         </w:rPr>
-        <w:t>משתמש לא יוכל לצפות בהרכב דירה שאליה אינו משויך.</w:t>
+        <w:t>המערכת תשמור היסטוריה של הערות ועדכוני סטטוס.</w:t>
       </w:r>
     </w:p>
     <w:p>
       <w:pPr>
+        <w:pStyle w:val="ae"/>
+        <w:numPr>
+          <w:ilvl w:val="0"/>
+          <w:numId w:val="10"/>
+        </w:numPr>
         <w:bidi/>
+        <w:rPr>
+          <w:bCs/>
+          <w:u w:val="single"/>
+        </w:rPr>
+      </w:pPr>
+      <w:r>
+        <w:rPr>
+          <w:bCs/>
+          <w:sz w:val="26"/>
+          <w:u w:val="single"/>
+          <w:rtl/>
+        </w:rPr>
+        <w:t xml:space="preserve">מידע </w:t>
+      </w:r>
+      <w:r>
+        <w:rPr>
+          <w:rFonts w:hint="cs"/>
+          <w:bCs/>
+          <w:sz w:val="26"/>
+          <w:u w:val="single"/>
+          <w:rtl/>
+        </w:rPr>
+        <w:t xml:space="preserve">כללי על </w:t>
+      </w:r>
+      <w:r>
+        <w:rPr>
+          <w:bCs/>
+          <w:sz w:val="26"/>
+          <w:u w:val="single"/>
+          <w:rtl/>
+        </w:rPr>
+        <w:t>דירה</w:t>
+      </w:r>
+    </w:p>
+    <w:p>
+      <w:pPr>
+        <w:bidi/>
+        <w:rPr>
+          <w:b/>
+          <w:rtl/>
+        </w:rPr>
+      </w:pPr>
+      <w:r>
+        <w:rPr>
+          <w:rtl/>
+        </w:rPr>
+        <w:t>מודול זה אחראי על ריכוז מידע שימושי הקשור לדירה, כגון חשבונות, ספקים, מספרי מונה, ומסמכים חשובים. מטרת המודול היא לאפשר לדיירים ולבעל הדירה, לגשת למידע חשוב במקום אחד</w:t>
+      </w:r>
+      <w:r>
+        <w:rPr>
+          <w:rFonts w:hint="cs"/>
+          <w:rtl/>
+        </w:rPr>
+        <w:t>,</w:t>
+      </w:r>
+      <w:r>
+        <w:rPr>
+          <w:rtl/>
+        </w:rPr>
+        <w:t xml:space="preserve"> במקום לחפש אותו בהודעות, בקבצים נפרדים או אצל אחד הדיירים</w:t>
+      </w:r>
+      <w:r>
+        <w:t>.</w:t>
+      </w:r>
+    </w:p>
+    <w:p>
+      <w:pPr>
+        <w:bidi/>
+        <w:rPr>
+          <w:u w:val="single"/>
+        </w:rPr>
+      </w:pPr>
+      <w:r>
+        <w:rPr>
+          <w:b/>
+          <w:u w:val="single"/>
+          <w:rtl/>
+        </w:rPr>
+        <w:t>דרישות פונקציונליות</w:t>
+      </w:r>
+    </w:p>
+    <w:p>
+      <w:pPr>
+        <w:pStyle w:val="a0"/>
+        <w:bidi/>
+      </w:pPr>
+      <w:r>
+        <w:rPr>
+          <w:rtl/>
+        </w:rPr>
+        <w:t>המערכת תאפשר יצירת פריט מידע חדש לדירה.</w:t>
+      </w:r>
+    </w:p>
+    <w:p>
+      <w:pPr>
+        <w:pStyle w:val="a0"/>
+        <w:bidi/>
+      </w:pPr>
+      <w:r>
+        <w:rPr>
+          <w:rtl/>
+        </w:rPr>
+        <w:t>המערכת תאפשר שמירת פרטי ספק, חשבון, מונה, טלפון והערות.</w:t>
+      </w:r>
+    </w:p>
+    <w:p>
+      <w:pPr>
+        <w:pStyle w:val="a0"/>
+        <w:bidi/>
+      </w:pPr>
+      <w:r>
+        <w:rPr>
+          <w:rtl/>
+        </w:rPr>
+        <w:t>המערכת תאפשר הוספת קבצים ומסמכים לפריטי מידע.</w:t>
+      </w:r>
+    </w:p>
+    <w:p>
+      <w:pPr>
+        <w:pStyle w:val="a0"/>
+        <w:bidi/>
+        <w:rPr>
+          <w:rFonts w:ascii="Times New Roman" w:hAnsi="Times New Roman"/>
+        </w:rPr>
+      </w:pPr>
+      <w:r>
+        <w:rPr>
+          <w:rtl/>
+        </w:rPr>
+        <w:t>המערכת תאפשר צפייה בקבצים ובמסמכים שצורפו לפריטי המידע</w:t>
+      </w:r>
+      <w:r>
+        <w:t>.</w:t>
+      </w:r>
+    </w:p>
+    <w:p>
+      <w:pPr>
+        <w:pStyle w:val="a0"/>
+        <w:bidi/>
+      </w:pPr>
+      <w:r>
+        <w:rPr>
+          <w:rtl/>
+        </w:rPr>
+        <w:t>המערכת תאפשר עריכה ועדכון של פריטי מידע קיימים.</w:t>
+      </w:r>
+    </w:p>
+    <w:p>
+      <w:pPr>
+        <w:bidi/>
+        <w:rPr>
+          <w:u w:val="single"/>
+        </w:rPr>
+      </w:pPr>
+      <w:r>
+        <w:rPr>
+          <w:b/>
+          <w:u w:val="single"/>
+          <w:rtl/>
+        </w:rPr>
+        <w:t>דרישות לא פונקציונליות</w:t>
+      </w:r>
+    </w:p>
+    <w:p>
+      <w:pPr>
+        <w:pStyle w:val="a0"/>
+        <w:bidi/>
+      </w:pPr>
+      <w:r>
+        <w:rPr>
+          <w:rtl/>
+        </w:rPr>
+        <w:t>המידע יוצג בצורה מרוכזת, נגישה וברורה לכל דייר מורשה.</w:t>
+      </w:r>
+    </w:p>
+    <w:p>
+      <w:pPr>
+        <w:pStyle w:val="a0"/>
+        <w:bidi/>
+      </w:pPr>
+      <w:r>
+        <w:rPr>
+          <w:rtl/>
+        </w:rPr>
+        <w:t>קבצים נלווים יישמרו באופן שמאפשר גישה מאובטחת ומבוקרת.</w:t>
+      </w:r>
+    </w:p>
+    <w:p>
+      <w:pPr>
+        <w:pStyle w:val="a0"/>
+        <w:bidi/>
+        <w:rPr>
+          <w:rFonts w:ascii="Times New Roman" w:hAnsi="Times New Roman"/>
+        </w:rPr>
+      </w:pPr>
+      <w:r>
+        <w:rPr>
+          <w:rtl/>
+        </w:rPr>
+        <w:t>המערכת תשמור על סדר והפרדה בין פריטי מידע שונים, כדי לאפשר איתור מהיר של מידע בעת הצורך</w:t>
+      </w:r>
+      <w:r>
+        <w:t>.</w:t>
+      </w:r>
+    </w:p>
+    <w:p>
+      <w:pPr>
+        <w:pStyle w:val="ae"/>
+        <w:numPr>
+          <w:ilvl w:val="0"/>
+          <w:numId w:val="10"/>
+        </w:numPr>
+        <w:bidi/>
+        <w:rPr>
+          <w:bCs/>
+          <w:u w:val="single"/>
+        </w:rPr>
       </w:pPr>
       <w:r>
         <w:rPr>
@@ -592,27 +2038,47 @@
           <w:sz w:val="26"/>
           <w:rtl/>
         </w:rPr>
-        <w:t>4.3 ניהול הוצאות וחישוב חובות</w:t>
+        <w:lastRenderedPageBreak/>
+        <w:t xml:space="preserve"> </w:t>
+      </w:r>
+      <w:r>
+        <w:rPr>
+          <w:bCs/>
+          <w:sz w:val="26"/>
+          <w:u w:val="single"/>
+          <w:rtl/>
+        </w:rPr>
+        <w:t>דשבורד</w:t>
       </w:r>
     </w:p>
     <w:p>
       <w:pPr>
         <w:bidi/>
-      </w:pPr>
-      <w:r>
-        <w:rPr>
-          <w:rtl/>
-        </w:rPr>
-        <w:t>מודול זה אחראי על רישום הוצאות, חלוקתן בין משתתפים וחישוב החובות והיתרות בין דיירי הדירה.</w:t>
+        <w:rPr>
+          <w:b/>
+        </w:rPr>
+      </w:pPr>
+      <w:r>
+        <w:rPr>
+          <w:rtl/>
+        </w:rPr>
+        <w:t>מודול הדשבורד אחראי על הצגת תמונת מצב מרוכזת של הדירה במסך הבית של המערכת. המודול מציג למשתמש מידע עדכני ממודולים שונים, כגון הוצאות, תשלומים, מטלות, רשימת קניות ופניות פתוחות, ומאפשר להבין במהירות את מצב הדירה ואת הפעולות האחרונות שבוצעו בה</w:t>
+      </w:r>
+      <w:r>
+        <w:t>.</w:t>
       </w:r>
     </w:p>
     <w:p>
       <w:pPr>
         <w:bidi/>
+        <w:rPr>
+          <w:u w:val="single"/>
+        </w:rPr>
       </w:pPr>
       <w:r>
         <w:rPr>
           <w:b/>
+          <w:u w:val="single"/>
           <w:rtl/>
         </w:rPr>
         <w:t>דרישות פונקציונליות</w:t>
@@ -627,19 +2093,28 @@
         <w:rPr>
           <w:rtl/>
         </w:rPr>
-        <w:t>המערכת תאפשר יצירת הוצאה חדשה עם תיאור, סכום, קטגוריה, תאריך ומשלם.</w:t>
+        <w:t>המערכת תציג נתונים מרכזיים על הדירה, כגון מספר הוצאות חדשות, תשלומים שנרשמו, מטלות פתוחות, פריטי קנייה ופניות פתוחות</w:t>
+      </w:r>
+      <w:r>
+        <w:t>.</w:t>
       </w:r>
     </w:p>
     <w:p>
       <w:pPr>
         <w:pStyle w:val="a0"/>
         <w:bidi/>
-      </w:pPr>
-      <w:r>
-        <w:rPr>
-          <w:rtl/>
-        </w:rPr>
-        <w:t>המערכת תאפשר לבחור אילו דיירים משתתפים בהוצאה.</w:t>
+        <w:rPr>
+          <w:rFonts w:ascii="Times New Roman" w:hAnsi="Times New Roman"/>
+        </w:rPr>
+      </w:pPr>
+      <w:r>
+        <w:rPr>
+          <w:rtl/>
+        </w:rPr>
+        <w:t>המערכת תאפשר מעבר מהיר מהדשבורד למסכים מפורטים של המודולים השונים</w:t>
+      </w:r>
+      <w:r>
+        <w:t>.</w:t>
       </w:r>
     </w:p>
     <w:p>
@@ -651,7 +2126,10 @@
         <w:rPr>
           <w:rtl/>
         </w:rPr>
-        <w:t>המערכת תחשב אוטומטית את חלוקת ההוצאה בין המשתתפים.</w:t>
+        <w:t>המערכת תציג פעילות אחרונה שבוצעה בדירה, כגון הוספת פריט לרשימת קניות, הוספת הוצאה חדשה או עדכון פנייה</w:t>
+      </w:r>
+      <w:r>
+        <w:t>.</w:t>
       </w:r>
     </w:p>
     <w:p>
@@ -663,23 +2141,41 @@
         <w:rPr>
           <w:rtl/>
         </w:rPr>
-        <w:t>המערכת תציג רשימת הוצאות של הדירה.</w:t>
+        <w:t>המערכת תציג מספר פריטי קנייה פתוחים ומספר פניות פתוחות.</w:t>
       </w:r>
     </w:p>
     <w:p>
       <w:pPr>
         <w:pStyle w:val="a0"/>
         <w:bidi/>
-      </w:pPr>
-      <w:r>
-        <w:rPr>
-          <w:rtl/>
-        </w:rPr>
-        <w:t>המערכת תאפשר עריכה ומחיקה לוגית של הוצאות.</w:t>
+        <w:rPr>
+          <w:rFonts w:ascii="Times New Roman" w:hAnsi="Times New Roman"/>
+        </w:rPr>
+      </w:pPr>
+      <w:r>
+        <w:rPr>
+          <w:rtl/>
+        </w:rPr>
+        <w:t>המערכת תציג מידע בהתאם לדירה שאליה המשתמש משויך</w:t>
+      </w:r>
+      <w:r>
+        <w:t>.</w:t>
       </w:r>
     </w:p>
     <w:p>
       <w:pPr>
+        <w:bidi/>
+      </w:pPr>
+      <w:r>
+        <w:rPr>
+          <w:b/>
+          <w:rtl/>
+        </w:rPr>
+        <w:t>דרישות לא פונקציונליות</w:t>
+      </w:r>
+    </w:p>
+    <w:p>
+      <w:pPr>
         <w:pStyle w:val="a0"/>
         <w:bidi/>
       </w:pPr>
@@ -687,7 +2183,10 @@
         <w:rPr>
           <w:rtl/>
         </w:rPr>
-        <w:t>המערכת תחשב יתרות אישיות וחובות בין הדיירים.</w:t>
+        <w:t>המערכת תציג את נתוני הדשבורד באופן רציף וברור, כך שהמשתמש יוכל לקבל תמונת מצב ראשונית של הדירה מיד לאחר טעינת מסך הבית</w:t>
+      </w:r>
+      <w:r>
+        <w:t>.</w:t>
       </w:r>
     </w:p>
     <w:p>
@@ -699,23 +2198,67 @@
         <w:rPr>
           <w:rtl/>
         </w:rPr>
-        <w:t>המערכת תאפשר פירוט הוצאות שהובילו לחוב נוכחי.</w:t>
+        <w:t>המידע יוצג בצורת סיכום ברורה ולא עמוסה.</w:t>
       </w:r>
     </w:p>
     <w:p>
       <w:pPr>
         <w:bidi/>
       </w:pPr>
-      <w:r>
-        <w:rPr>
-          <w:b/>
-          <w:rtl/>
-        </w:rPr>
-        <w:t>דרישות לא פונקציונליות</w:t>
-      </w:r>
     </w:p>
     <w:p>
       <w:pPr>
+        <w:pStyle w:val="ae"/>
+        <w:numPr>
+          <w:ilvl w:val="0"/>
+          <w:numId w:val="10"/>
+        </w:numPr>
+        <w:bidi/>
+        <w:rPr>
+          <w:bCs/>
+          <w:u w:val="single"/>
+        </w:rPr>
+      </w:pPr>
+      <w:r>
+        <w:rPr>
+          <w:bCs/>
+          <w:sz w:val="32"/>
+          <w:u w:val="single"/>
+          <w:rtl/>
+        </w:rPr>
+        <w:t>דרישות לא פונקציונליות כלליות ברמת מערכת</w:t>
+      </w:r>
+    </w:p>
+    <w:p>
+      <w:pPr>
+        <w:bidi/>
+        <w:ind w:left="360"/>
+      </w:pPr>
+      <w:r>
+        <w:rPr>
+          <w:rtl/>
+        </w:rPr>
+        <w:t xml:space="preserve">בנוסף לדרישות שהוגדרו עבור כל מודול בנפרד, הוגדרו דרישות </w:t>
+      </w:r>
+      <w:r>
+        <w:rPr>
+          <w:rFonts w:hint="cs"/>
+          <w:rtl/>
+        </w:rPr>
+        <w:t>לא פונקציונליות</w:t>
+      </w:r>
+      <w:r>
+        <w:rPr>
+          <w:rtl/>
+        </w:rPr>
+        <w:t xml:space="preserve"> כלליות המתייחסות לאופן הפעולה של המערכת כולה</w:t>
+      </w:r>
+      <w:r>
+        <w:t>.</w:t>
+      </w:r>
+    </w:p>
+    <w:p>
+      <w:pPr>
         <w:pStyle w:val="a0"/>
         <w:bidi/>
       </w:pPr>
@@ -723,7 +2266,10 @@
         <w:rPr>
           <w:rtl/>
         </w:rPr>
-        <w:t>המערכת תמנע שמירת הוצאה עם סכום לא תקין או ללא משלם.</w:t>
+        <w:t>המערכת תתמוך בעברית מלאה בממשק המשתמש ובזרימות הפעולה המרכזיות</w:t>
+      </w:r>
+      <w:r>
+        <w:t>.</w:t>
       </w:r>
     </w:p>
     <w:p>
@@ -735,7 +2281,23 @@
         <w:rPr>
           <w:rtl/>
         </w:rPr>
-        <w:t>המערכת תשמור על עקביות בין הוצאה, משתתפים, חובות ויתרות.</w:t>
+        <w:t xml:space="preserve">הממשק </w:t>
+      </w:r>
+      <w:r>
+        <w:rPr>
+          <w:rFonts w:hint="cs"/>
+          <w:rtl/>
+        </w:rPr>
+        <w:t>יהיה רספונסיבי ויו</w:t>
+      </w:r>
+      <w:r>
+        <w:rPr>
+          <w:rtl/>
+        </w:rPr>
+        <w:t>תאם לשימוש הן במחשב והן במכשירים ניידים, תוך שמירה על תצוגה ברורה ונוחה במסכים בגדלים שונים</w:t>
+      </w:r>
+      <w:r>
+        <w:t>.</w:t>
       </w:r>
     </w:p>
     <w:p>
@@ -747,7 +2309,10 @@
         <w:rPr>
           <w:rtl/>
         </w:rPr>
-        <w:t>החישובים יתבצעו בצורה דטרמיניסטית בצד השרת לשאלות פיננסיות רגישות.</w:t>
+        <w:t>המערכת תשמור על אבטחת מידע והפרדה בין דירות שונות ברמת השרת ובסיס הנתונים, כך שמשתמש יוכל לגשת רק למידע המשויך לדירה שבה הוא חבר</w:t>
+      </w:r>
+      <w:r>
+        <w:t>.</w:t>
       </w:r>
     </w:p>
     <w:p>
@@ -759,1383 +2324,39 @@
         <w:rPr>
           <w:rtl/>
         </w:rPr>
-        <w:t>המערכת תציג נתונים עדכניים לאחר כל יצירה, עריכה או ביטול.</w:t>
+        <w:t>כל פעולה קריטית תלווה בחיווי ברור: טעינה, הצלחה, שגיאה או אישור נדרש.</w:t>
       </w:r>
     </w:p>
     <w:p>
       <w:pPr>
+        <w:pStyle w:val="a0"/>
         <w:bidi/>
       </w:pPr>
       <w:r>
         <w:rPr>
-          <w:b/>
-          <w:sz w:val="26"/>
-          <w:rtl/>
-        </w:rPr>
-        <w:lastRenderedPageBreak/>
-        <w:t>4.4 ניהול תשלומים בין דיירים</w:t>
+          <w:rtl/>
+        </w:rPr>
+        <w:t>המערכת תשמור על מנגנון הרשאות המבוסס על תפקיד המשתמש, כך שכל משתמש יקבל גישה רק לפעולות ולמידע המתאימים לתפקידו, כגון דייר, דייר מנהל או בעל דירה</w:t>
+      </w:r>
+      <w:r>
+        <w:t>.</w:t>
       </w:r>
     </w:p>
     <w:p>
       <w:pPr>
         <w:bidi/>
       </w:pPr>
-      <w:r>
-        <w:rPr>
-          <w:rtl/>
-        </w:rPr>
-        <w:t>מודול זה אחראי על רישום תשלומים בפועל בין דיירים, לצורך עדכון החובות והיתרות.</w:t>
-      </w:r>
     </w:p>
     <w:p>
       <w:pPr>
+        <w:pStyle w:val="a0"/>
+        <w:numPr>
+          <w:ilvl w:val="0"/>
+          <w:numId w:val="0"/>
+        </w:numPr>
         <w:bidi/>
-      </w:pPr>
-      <w:r>
-        <w:rPr>
-          <w:b/>
-          <w:rtl/>
-        </w:rPr>
-        <w:t>דרישות פונקציונליות</w:t>
-      </w:r>
-    </w:p>
-    <w:p>
-      <w:pPr>
-        <w:pStyle w:val="a0"/>
-        <w:bidi/>
-      </w:pPr>
-      <w:r>
-        <w:rPr>
-          <w:rtl/>
-        </w:rPr>
-        <w:t>המערכת תאפשר רישום תשלום בין דייר משלם לדייר מקבל.</w:t>
-      </w:r>
-    </w:p>
-    <w:p>
-      <w:pPr>
-        <w:pStyle w:val="a0"/>
-        <w:bidi/>
-      </w:pPr>
-      <w:r>
-        <w:rPr>
-          <w:rtl/>
-        </w:rPr>
-        <w:t>המערכת תאפשר הזנת סכום, תאריך והערה עבור כל תשלום.</w:t>
-      </w:r>
-    </w:p>
-    <w:p>
-      <w:pPr>
-        <w:pStyle w:val="a0"/>
-        <w:bidi/>
-      </w:pPr>
-      <w:r>
-        <w:rPr>
-          <w:rtl/>
-        </w:rPr>
-        <w:t>המערכת תאפשר ביטול לוגי של תשלום במקום מחיקה פיזית.</w:t>
-      </w:r>
-    </w:p>
-    <w:p>
-      <w:pPr>
-        <w:pStyle w:val="a0"/>
-        <w:bidi/>
-      </w:pPr>
-      <w:r>
-        <w:rPr>
-          <w:rtl/>
-        </w:rPr>
-        <w:t>המערכת תעדכן את היתרות לאחר כל רישום תשלום.</w:t>
-      </w:r>
-    </w:p>
-    <w:p>
-      <w:pPr>
-        <w:pStyle w:val="a0"/>
-        <w:bidi/>
-      </w:pPr>
-      <w:r>
-        <w:rPr>
-          <w:rtl/>
-        </w:rPr>
-        <w:t>המערכת תציג היסטוריית תשלומים בדירה.</w:t>
-      </w:r>
-    </w:p>
-    <w:p>
-      <w:pPr>
-        <w:bidi/>
-      </w:pPr>
-      <w:r>
-        <w:rPr>
-          <w:b/>
-          <w:rtl/>
-        </w:rPr>
-        <w:t>דרישות לא פונקציונליות</w:t>
-      </w:r>
-    </w:p>
-    <w:p>
-      <w:pPr>
-        <w:pStyle w:val="a0"/>
-        <w:bidi/>
-      </w:pPr>
-      <w:r>
-        <w:rPr>
-          <w:rtl/>
-        </w:rPr>
-        <w:t>המערכת תמנע מצב של תשלום עם סכום שלילי או משתמשים לא תקפים.</w:t>
-      </w:r>
-    </w:p>
-    <w:p>
-      <w:pPr>
-        <w:pStyle w:val="a0"/>
-        <w:bidi/>
-      </w:pPr>
-      <w:r>
-        <w:rPr>
-          <w:rtl/>
-        </w:rPr>
-        <w:t>המערכת תשמור היסטוריית תשלומים גם לאחר ביטול לוגי.</w:t>
-      </w:r>
-    </w:p>
-    <w:p>
-      <w:pPr>
-        <w:pStyle w:val="a0"/>
-        <w:bidi/>
-      </w:pPr>
-      <w:r>
-        <w:rPr>
-          <w:rtl/>
-        </w:rPr>
-        <w:t>משתמש שלא שייך לדירה לא יוכל לצפות בתשלומים שלה.</w:t>
-      </w:r>
-    </w:p>
-    <w:p>
-      <w:pPr>
-        <w:pStyle w:val="a0"/>
-        <w:bidi/>
-      </w:pPr>
-      <w:r>
-        <w:rPr>
-          <w:rtl/>
-        </w:rPr>
-        <w:t>החישובים הכספיים יתעדכנו מיידית לאחר כל שינוי בתשלום.</w:t>
-      </w:r>
-    </w:p>
-    <w:p>
-      <w:pPr>
-        <w:bidi/>
-      </w:pPr>
-      <w:r>
-        <w:rPr>
-          <w:b/>
-          <w:sz w:val="26"/>
-          <w:rtl/>
-        </w:rPr>
-        <w:t>4.5 מטלות הדירה</w:t>
-      </w:r>
-    </w:p>
-    <w:p>
-      <w:pPr>
-        <w:bidi/>
-      </w:pPr>
-      <w:r>
-        <w:rPr>
-          <w:rtl/>
-        </w:rPr>
-        <w:t>מודול זה אחראי על יצירת מטלות, שיוכן לדיירים, מעקב סטטוסים וניהול רשימת מטלות קבועות לכל דירה.</w:t>
-      </w:r>
-    </w:p>
-    <w:p>
-      <w:pPr>
-        <w:bidi/>
-      </w:pPr>
-      <w:r>
-        <w:rPr>
-          <w:b/>
-          <w:rtl/>
-        </w:rPr>
-        <w:t>דרישות פונקציונליות</w:t>
-      </w:r>
-    </w:p>
-    <w:p>
-      <w:pPr>
-        <w:pStyle w:val="a0"/>
-        <w:bidi/>
-      </w:pPr>
-      <w:r>
-        <w:rPr>
-          <w:rtl/>
-        </w:rPr>
-        <w:t>המערכת תאפשר יצירת מטלה חדשה בדירה.</w:t>
-      </w:r>
-    </w:p>
-    <w:p>
-      <w:pPr>
-        <w:pStyle w:val="a0"/>
-        <w:bidi/>
-      </w:pPr>
-      <w:r>
-        <w:rPr>
-          <w:rtl/>
-        </w:rPr>
-        <w:t>המערכת תאפשר שיוך מטלה לדייר אחראי.</w:t>
-      </w:r>
-    </w:p>
-    <w:p>
-      <w:pPr>
-        <w:pStyle w:val="a0"/>
-        <w:bidi/>
-      </w:pPr>
-      <w:r>
-        <w:rPr>
-          <w:rtl/>
-        </w:rPr>
-        <w:t>המערכת תאפשר קביעת תאריך יעד למטלה.</w:t>
-      </w:r>
-    </w:p>
-    <w:p>
-      <w:pPr>
-        <w:pStyle w:val="a0"/>
-        <w:bidi/>
-      </w:pPr>
-      <w:r>
-        <w:rPr>
-          <w:rtl/>
-        </w:rPr>
-        <w:t>המערכת תאפשר עדכון סטטוס מטלה: פתוחה, בביצוע, הושלמה.</w:t>
-      </w:r>
-    </w:p>
-    <w:p>
-      <w:pPr>
-        <w:pStyle w:val="a0"/>
-        <w:bidi/>
-      </w:pPr>
-      <w:r>
-        <w:rPr>
-          <w:rtl/>
-        </w:rPr>
-        <w:t>המערכת תציג מטלות פתוחות של המשתמש ומטלות של שאר הדיירים.</w:t>
-      </w:r>
-    </w:p>
-    <w:p>
-      <w:pPr>
-        <w:pStyle w:val="a0"/>
-        <w:bidi/>
-      </w:pPr>
-      <w:r>
-        <w:rPr>
-          <w:rtl/>
-        </w:rPr>
-        <w:t>המערכת תציג מטלות שהושלמו לאחרונה.</w:t>
-      </w:r>
-    </w:p>
-    <w:p>
-      <w:pPr>
-        <w:pStyle w:val="a0"/>
-        <w:bidi/>
-      </w:pPr>
-      <w:r>
-        <w:rPr>
-          <w:rtl/>
-        </w:rPr>
-        <w:t>המערכת תאפשר ניהול רשימת מטלות קבועות לכל דירה בנפרד.</w:t>
-      </w:r>
-    </w:p>
-    <w:p>
-      <w:pPr>
-        <w:pStyle w:val="a0"/>
-        <w:bidi/>
-      </w:pPr>
-      <w:r>
-        <w:rPr>
-          <w:rtl/>
-        </w:rPr>
-        <w:t>המערכת תאפשר הוספה, עריכה ומחיקה של מטלות קבועות.</w:t>
-      </w:r>
-    </w:p>
-    <w:p>
-      <w:pPr>
-        <w:bidi/>
-      </w:pPr>
-      <w:r>
-        <w:rPr>
-          <w:b/>
-          <w:rtl/>
-        </w:rPr>
-        <w:t>דרישות לא פונקציונליות</w:t>
-      </w:r>
-    </w:p>
-    <w:p>
-      <w:pPr>
-        <w:pStyle w:val="a0"/>
-        <w:bidi/>
-      </w:pPr>
-      <w:r>
-        <w:rPr>
-          <w:rtl/>
-        </w:rPr>
-        <w:t>לא יהיה ניתן לבחור תאריך יעד שעבר.</w:t>
-      </w:r>
-    </w:p>
-    <w:p>
-      <w:pPr>
-        <w:pStyle w:val="a0"/>
-        <w:bidi/>
-      </w:pPr>
-      <w:r>
-        <w:rPr>
-          <w:rtl/>
-        </w:rPr>
-        <w:t>מטלות באיחור יודגשו חזותית לכל הדיירים.</w:t>
-      </w:r>
-    </w:p>
-    <w:p>
-      <w:pPr>
-        <w:pStyle w:val="a0"/>
-        <w:bidi/>
-      </w:pPr>
-      <w:r>
-        <w:rPr>
-          <w:rtl/>
-        </w:rPr>
-        <w:t>הרשימה הראשית תישאר קריאה גם בדסקטופ וגם במובייל.</w:t>
-      </w:r>
-    </w:p>
-    <w:p>
-      <w:pPr>
-        <w:pStyle w:val="a0"/>
-        <w:bidi/>
-      </w:pPr>
-      <w:r>
-        <w:rPr>
-          <w:rtl/>
-        </w:rPr>
-        <w:t>מטלות קבועות יישמרו ברמת הדירה בלבד, ללא שיתוף גלובלי בין דירות.</w:t>
-      </w:r>
-    </w:p>
-    <w:p>
-      <w:pPr>
-        <w:bidi/>
-      </w:pPr>
-      <w:r>
-        <w:rPr>
-          <w:b/>
-          <w:sz w:val="26"/>
-          <w:rtl/>
-        </w:rPr>
-        <w:t>4.6 רשימת קניות</w:t>
-      </w:r>
-    </w:p>
-    <w:p>
-      <w:pPr>
-        <w:bidi/>
-      </w:pPr>
-      <w:r>
-        <w:rPr>
-          <w:rtl/>
-        </w:rPr>
-        <w:t>מודול זה אחראי על ניהול פריטי קנייה משותפים, סטטוס רכישה והיסטוריית פריטים.</w:t>
-      </w:r>
-    </w:p>
-    <w:p>
-      <w:pPr>
-        <w:bidi/>
-      </w:pPr>
-      <w:r>
-        <w:rPr>
-          <w:b/>
-          <w:rtl/>
-        </w:rPr>
-        <w:t>דרישות פונקציונליות</w:t>
-      </w:r>
-    </w:p>
-    <w:p>
-      <w:pPr>
-        <w:pStyle w:val="a0"/>
-        <w:bidi/>
-      </w:pPr>
-      <w:r>
-        <w:rPr>
-          <w:rtl/>
-        </w:rPr>
-        <w:lastRenderedPageBreak/>
-        <w:t>המערכת תאפשר הוספת פריט קנייה חדש עם שם, כמות וקטגוריה.</w:t>
-      </w:r>
-    </w:p>
-    <w:p>
-      <w:pPr>
-        <w:pStyle w:val="a0"/>
-        <w:bidi/>
-      </w:pPr>
-      <w:r>
-        <w:rPr>
-          <w:rtl/>
-        </w:rPr>
-        <w:t>המערכת תאפשר שינוי סטטוס פריט לפתוח או נרכש.</w:t>
-      </w:r>
-    </w:p>
-    <w:p>
-      <w:pPr>
-        <w:pStyle w:val="a0"/>
-        <w:bidi/>
-      </w:pPr>
-      <w:r>
-        <w:rPr>
-          <w:rtl/>
-        </w:rPr>
-        <w:t>המערכת תאפשר הצגת רשימת קניות פעילה.</w:t>
-      </w:r>
-    </w:p>
-    <w:p>
-      <w:pPr>
-        <w:pStyle w:val="a0"/>
-        <w:bidi/>
-      </w:pPr>
-      <w:r>
-        <w:rPr>
-          <w:rtl/>
-        </w:rPr>
-        <w:t>המערכת תאפשר לשמור פריטים שנרכשו כהיסטוריה.</w:t>
-      </w:r>
-    </w:p>
-    <w:p>
-      <w:pPr>
-        <w:pStyle w:val="a0"/>
-        <w:bidi/>
-      </w:pPr>
-      <w:r>
-        <w:rPr>
-          <w:rtl/>
-        </w:rPr>
-        <w:t>המערכת תאפשר ביטול פריט ללא מחיקה פיזית מהמסד.</w:t>
-      </w:r>
-    </w:p>
-    <w:p>
-      <w:pPr>
-        <w:bidi/>
-      </w:pPr>
-      <w:r>
-        <w:rPr>
-          <w:b/>
-          <w:rtl/>
-        </w:rPr>
-        <w:t>דרישות לא פונקציונליות</w:t>
-      </w:r>
-    </w:p>
-    <w:p>
-      <w:pPr>
-        <w:pStyle w:val="a0"/>
-        <w:bidi/>
-      </w:pPr>
-      <w:r>
-        <w:rPr>
-          <w:rtl/>
-        </w:rPr>
-        <w:t>פריט שנרכש לא יוצג כברירת מחדל ברשימה הפעילה.</w:t>
-      </w:r>
-    </w:p>
-    <w:p>
-      <w:pPr>
-        <w:pStyle w:val="a0"/>
-        <w:bidi/>
-      </w:pPr>
-      <w:r>
-        <w:rPr>
-          <w:rtl/>
-        </w:rPr>
-        <w:t>המערכת תשמור עקביות בין רשימה פעילה לבין היסטוריה.</w:t>
-      </w:r>
-    </w:p>
-    <w:p>
-      <w:pPr>
-        <w:pStyle w:val="a0"/>
-        <w:bidi/>
-      </w:pPr>
-      <w:r>
-        <w:rPr>
-          <w:rtl/>
-        </w:rPr>
-        <w:t>הצגת פריטי הקנייה תהיה מותאמת למסכים קטנים ולממשק מגע.</w:t>
-      </w:r>
-    </w:p>
-    <w:p>
-      <w:pPr>
-        <w:pStyle w:val="a0"/>
-        <w:bidi/>
-      </w:pPr>
-      <w:r>
-        <w:rPr>
-          <w:rtl/>
-        </w:rPr>
-        <w:t>שינוי סטטוס פריט לא ידרוש רענון ידני של המסך.</w:t>
-      </w:r>
-    </w:p>
-    <w:p>
-      <w:pPr>
-        <w:bidi/>
-      </w:pPr>
-      <w:r>
-        <w:rPr>
-          <w:b/>
-          <w:sz w:val="26"/>
-          <w:rtl/>
-        </w:rPr>
-        <w:t>4.7 פניות, תחזוקה ובעל דירה</w:t>
-      </w:r>
-    </w:p>
-    <w:p>
-      <w:pPr>
-        <w:bidi/>
-      </w:pPr>
-      <w:r>
-        <w:rPr>
-          <w:rtl/>
-        </w:rPr>
-        <w:t>מודול זה אחראי על פתיחת פניות, מעקב אחר טיפול, הוספת הערות וקבצים ושיתוף מידע מול בעל הדירה.</w:t>
-      </w:r>
-    </w:p>
-    <w:p>
-      <w:pPr>
-        <w:bidi/>
-      </w:pPr>
-      <w:r>
-        <w:rPr>
-          <w:b/>
-          <w:rtl/>
-        </w:rPr>
-        <w:t>דרישות פונקציונליות</w:t>
-      </w:r>
-    </w:p>
-    <w:p>
-      <w:pPr>
-        <w:pStyle w:val="a0"/>
-        <w:bidi/>
-      </w:pPr>
-      <w:r>
-        <w:rPr>
-          <w:rtl/>
-        </w:rPr>
-        <w:t>המערכת תאפשר פתיחת פנייה חדשה עם כותרת, תיאור וקטגוריה.</w:t>
-      </w:r>
-    </w:p>
-    <w:p>
-      <w:pPr>
-        <w:pStyle w:val="a0"/>
-        <w:bidi/>
-      </w:pPr>
-      <w:r>
-        <w:rPr>
-          <w:rtl/>
-        </w:rPr>
-        <w:t>המערכת תאפשר הוספת קבצים והערות לפנייה.</w:t>
-      </w:r>
-    </w:p>
-    <w:p>
-      <w:pPr>
-        <w:pStyle w:val="a0"/>
-        <w:bidi/>
-      </w:pPr>
-      <w:r>
-        <w:rPr>
-          <w:rtl/>
-        </w:rPr>
-        <w:t>המערכת תנהל סטטוס פנייה ותאפשר עדכונו.</w:t>
-      </w:r>
-    </w:p>
-    <w:p>
-      <w:pPr>
-        <w:pStyle w:val="a0"/>
-        <w:bidi/>
-      </w:pPr>
-      <w:r>
-        <w:rPr>
-          <w:rtl/>
-        </w:rPr>
-        <w:t>המערכת תציג רשימת פניות פתוחות, בטיפול וסגורות.</w:t>
-      </w:r>
-    </w:p>
-    <w:p>
-      <w:pPr>
-        <w:pStyle w:val="a0"/>
-        <w:bidi/>
-      </w:pPr>
-      <w:r>
-        <w:rPr>
-          <w:rtl/>
-        </w:rPr>
-        <w:t>המערכת תאפשר לבעל הדירה לצפות בפניות הרלוונטיות אליו.</w:t>
-      </w:r>
-    </w:p>
-    <w:p>
-      <w:pPr>
-        <w:bidi/>
-      </w:pPr>
-      <w:r>
-        <w:rPr>
-          <w:b/>
-          <w:rtl/>
-        </w:rPr>
-        <w:t>דרישות לא פונקציונליות</w:t>
-      </w:r>
-    </w:p>
-    <w:p>
-      <w:pPr>
-        <w:pStyle w:val="a0"/>
-        <w:bidi/>
-      </w:pPr>
-      <w:r>
-        <w:rPr>
-          <w:rtl/>
-        </w:rPr>
-        <w:t>משתמש יוכל לצפות רק בפניות של הדירה שלו ובהתאם להרשאותיו.</w:t>
-      </w:r>
-    </w:p>
-    <w:p>
-      <w:pPr>
-        <w:pStyle w:val="a0"/>
-        <w:bidi/>
-      </w:pPr>
-      <w:r>
-        <w:rPr>
-          <w:rtl/>
-        </w:rPr>
-        <w:t>פניות לא יימחקו פיזית אלא ינוהלו לפי סטטוס.</w:t>
-      </w:r>
-    </w:p>
-    <w:p>
-      <w:pPr>
-        <w:pStyle w:val="a0"/>
-        <w:bidi/>
-      </w:pPr>
-      <w:r>
-        <w:rPr>
-          <w:rtl/>
-        </w:rPr>
-        <w:t>המערכת תשמור היסטוריה של הערות ועדכוני סטטוס.</w:t>
-      </w:r>
-    </w:p>
-    <w:p>
-      <w:pPr>
-        <w:pStyle w:val="a0"/>
-        <w:bidi/>
-      </w:pPr>
-      <w:r>
-        <w:rPr>
-          <w:rtl/>
-        </w:rPr>
-        <w:t>טעינת קבצים ומסמכים תהיה נפרדת מהטבלאות העסקיות לצורך ביצועים ותחזוקה.</w:t>
-      </w:r>
-    </w:p>
-    <w:p>
-      <w:pPr>
-        <w:bidi/>
-      </w:pPr>
-      <w:r>
-        <w:rPr>
-          <w:b/>
-          <w:sz w:val="26"/>
-          <w:rtl/>
-        </w:rPr>
-        <w:t>4.8 מידע דירה</w:t>
-      </w:r>
-    </w:p>
-    <w:p>
-      <w:pPr>
-        <w:bidi/>
-      </w:pPr>
-      <w:r>
-        <w:rPr>
-          <w:rtl/>
-        </w:rPr>
-        <w:t>מודול זה מרכז מידע שימושי לדירה כגון חשבונות, ספקים, מספרי מונה, טלפונים והערות.</w:t>
-      </w:r>
-    </w:p>
-    <w:p>
-      <w:pPr>
-        <w:bidi/>
-      </w:pPr>
-      <w:r>
-        <w:rPr>
-          <w:b/>
-          <w:rtl/>
-        </w:rPr>
-        <w:t>דרישות פונקציונליות</w:t>
-      </w:r>
-    </w:p>
-    <w:p>
-      <w:pPr>
-        <w:pStyle w:val="a0"/>
-        <w:bidi/>
-      </w:pPr>
-      <w:r>
-        <w:rPr>
-          <w:rtl/>
-        </w:rPr>
-        <w:t>המערכת תאפשר יצירת פריט מידע חדש לדירה.</w:t>
-      </w:r>
-    </w:p>
-    <w:p>
-      <w:pPr>
-        <w:pStyle w:val="a0"/>
-        <w:bidi/>
-      </w:pPr>
-      <w:r>
-        <w:rPr>
-          <w:rtl/>
-        </w:rPr>
-        <w:t>המערכת תאפשר שמירת פרטי ספק, חשבון, מונה, טלפון והערות.</w:t>
-      </w:r>
-    </w:p>
-    <w:p>
-      <w:pPr>
-        <w:pStyle w:val="a0"/>
-        <w:bidi/>
-      </w:pPr>
-      <w:r>
-        <w:rPr>
-          <w:rtl/>
-        </w:rPr>
-        <w:t>המערכת תאפשר הוספת קבצים ומסמכים לפריטי מידע.</w:t>
-      </w:r>
-    </w:p>
-    <w:p>
-      <w:pPr>
-        <w:pStyle w:val="a0"/>
-        <w:bidi/>
-      </w:pPr>
-      <w:r>
-        <w:rPr>
-          <w:rtl/>
-        </w:rPr>
-        <w:t>המערכת תאפשר עריכה ועדכון של פריטי מידע קיימים.</w:t>
-      </w:r>
-    </w:p>
-    <w:p>
-      <w:pPr>
-        <w:bidi/>
-      </w:pPr>
-      <w:r>
-        <w:rPr>
-          <w:b/>
-          <w:rtl/>
-        </w:rPr>
-        <w:t>דרישות לא פונקציונליות</w:t>
-      </w:r>
-    </w:p>
-    <w:p>
-      <w:pPr>
-        <w:pStyle w:val="a0"/>
-        <w:bidi/>
-      </w:pPr>
-      <w:r>
-        <w:rPr>
-          <w:rtl/>
-        </w:rPr>
-        <w:t>המידע יוצג בצורה מרוכזת, נגישה וברורה לכל דייר מורשה.</w:t>
-      </w:r>
-    </w:p>
-    <w:p>
-      <w:pPr>
-        <w:pStyle w:val="a0"/>
-        <w:bidi/>
-      </w:pPr>
-      <w:r>
-        <w:rPr>
-          <w:rtl/>
-        </w:rPr>
-        <w:lastRenderedPageBreak/>
-        <w:t>קבצים נלווים יישמרו באופן שמאפשר גישה מאובטחת ומבוקרת.</w:t>
-      </w:r>
-    </w:p>
-    <w:p>
-      <w:pPr>
-        <w:pStyle w:val="a0"/>
-        <w:bidi/>
-      </w:pPr>
-      <w:r>
-        <w:rPr>
-          <w:rtl/>
-        </w:rPr>
-        <w:t>טעינת המידע תהיה מהירה גם בנייד וגם בדסקטופ.</w:t>
-      </w:r>
-    </w:p>
-    <w:p>
-      <w:pPr>
-        <w:bidi/>
-      </w:pPr>
-      <w:r>
-        <w:rPr>
-          <w:b/>
-          <w:sz w:val="26"/>
-          <w:rtl/>
-        </w:rPr>
-        <w:t>4.9 דשבורד</w:t>
-      </w:r>
-    </w:p>
-    <w:p>
-      <w:pPr>
-        <w:bidi/>
-      </w:pPr>
-      <w:r>
-        <w:rPr>
-          <w:rtl/>
-        </w:rPr>
-        <w:t>מודול זה מספק תמונת מצב מרוכזת של מצב הדירה, כולל מידע כספי, מטלות, קניות ופניות פתוחות.</w:t>
-      </w:r>
-    </w:p>
-    <w:p>
-      <w:pPr>
-        <w:bidi/>
-      </w:pPr>
-      <w:r>
-        <w:rPr>
-          <w:b/>
-          <w:rtl/>
-        </w:rPr>
-        <w:t>דרישות פונקציונליות</w:t>
-      </w:r>
-    </w:p>
-    <w:p>
-      <w:pPr>
-        <w:pStyle w:val="a0"/>
-        <w:bidi/>
-      </w:pPr>
-      <w:r>
-        <w:rPr>
-          <w:rtl/>
-        </w:rPr>
-        <w:t>המערכת תציג מאזן אישי של המשתמש המחובר.</w:t>
-      </w:r>
-    </w:p>
-    <w:p>
-      <w:pPr>
-        <w:pStyle w:val="a0"/>
-        <w:bidi/>
-      </w:pPr>
-      <w:r>
-        <w:rPr>
-          <w:rtl/>
-        </w:rPr>
-        <w:t>המערכת תציג הוצאות עדכניות ונתונים מרכזיים על הדירה.</w:t>
-      </w:r>
-    </w:p>
-    <w:p>
-      <w:pPr>
-        <w:pStyle w:val="a0"/>
-        <w:bidi/>
-      </w:pPr>
-      <w:r>
-        <w:rPr>
-          <w:rtl/>
-        </w:rPr>
-        <w:t>המערכת תציג מטלות פתוחות ומטלות באיחור.</w:t>
-      </w:r>
-    </w:p>
-    <w:p>
-      <w:pPr>
-        <w:pStyle w:val="a0"/>
-        <w:bidi/>
-      </w:pPr>
-      <w:r>
-        <w:rPr>
-          <w:rtl/>
-        </w:rPr>
-        <w:t>המערכת תציג מספר פריטי קנייה פתוחים ומספר פניות פתוחות.</w:t>
-      </w:r>
-    </w:p>
-    <w:p>
-      <w:pPr>
-        <w:pStyle w:val="a0"/>
-        <w:bidi/>
-      </w:pPr>
-      <w:r>
-        <w:rPr>
-          <w:rtl/>
-        </w:rPr>
-        <w:t>המערכת תאפשר מעבר מהיר למסכים מפורטים מתוך רכיבי הדשבורד.</w:t>
-      </w:r>
-    </w:p>
-    <w:p>
-      <w:pPr>
-        <w:bidi/>
-      </w:pPr>
-      <w:r>
-        <w:rPr>
-          <w:b/>
-          <w:rtl/>
-        </w:rPr>
-        <w:t>דרישות לא פונקציונליות</w:t>
-      </w:r>
-    </w:p>
-    <w:p>
-      <w:pPr>
-        <w:pStyle w:val="a0"/>
-        <w:bidi/>
-      </w:pPr>
-      <w:r>
-        <w:rPr>
-          <w:rtl/>
-        </w:rPr>
-        <w:t>מסך הבית ייטען במהירות ויציג מידע עדכני.</w:t>
-      </w:r>
-    </w:p>
-    <w:p>
-      <w:pPr>
-        <w:pStyle w:val="a0"/>
-        <w:bidi/>
-      </w:pPr>
-      <w:r>
-        <w:rPr>
-          <w:rtl/>
-        </w:rPr>
-        <w:t>המידע יוצג בצורת סיכום ברורה ולא עמוסה.</w:t>
-      </w:r>
-    </w:p>
-    <w:p>
-      <w:pPr>
-        <w:pStyle w:val="a0"/>
-        <w:bidi/>
-      </w:pPr>
-      <w:r>
-        <w:rPr>
-          <w:rtl/>
-        </w:rPr>
-        <w:t>הדשבורד יהיה שמיש ונוח גם במובייל.</w:t>
-      </w:r>
-    </w:p>
-    <w:p>
-      <w:pPr>
-        <w:bidi/>
-      </w:pPr>
-      <w:r>
-        <w:rPr>
-          <w:b/>
-          <w:sz w:val="26"/>
-          <w:rtl/>
-        </w:rPr>
-        <w:t>4.10 סוכן AI</w:t>
-      </w:r>
-    </w:p>
-    <w:p>
-      <w:pPr>
-        <w:bidi/>
-      </w:pPr>
-      <w:r>
-        <w:rPr>
-          <w:rtl/>
-        </w:rPr>
-        <w:t>מודול זה מאפשר אינטראקציה בשפה טבעית עם נתוני הדירה. הסוכן משלב בין תשובות דטרמיניסטיות מהשרת לבין שימוש ב-OpenAI להבנת שפה, follow-up והצעת פעולות.</w:t>
-      </w:r>
-    </w:p>
-    <w:p>
-      <w:pPr>
-        <w:bidi/>
-      </w:pPr>
-      <w:r>
-        <w:rPr>
-          <w:b/>
-          <w:rtl/>
-        </w:rPr>
-        <w:t>דרישות פונקציונליות</w:t>
-      </w:r>
-    </w:p>
-    <w:p>
-      <w:pPr>
-        <w:pStyle w:val="a0"/>
-        <w:bidi/>
-      </w:pPr>
-      <w:r>
-        <w:rPr>
-          <w:rtl/>
-        </w:rPr>
-        <w:t>המערכת תאפשר למשתמש לשאול שאלות חופשיות על מצב הדירה.</w:t>
-      </w:r>
-    </w:p>
-    <w:p>
-      <w:pPr>
-        <w:pStyle w:val="a0"/>
-        <w:bidi/>
-      </w:pPr>
-      <w:r>
-        <w:rPr>
-          <w:rtl/>
-        </w:rPr>
-        <w:t>המערכת תאפשר לסוכן להציע פעולות כגון יצירת מטלה, קנייה, הוצאה או פנייה.</w:t>
-      </w:r>
-    </w:p>
-    <w:p>
-      <w:pPr>
-        <w:pStyle w:val="a0"/>
-        <w:bidi/>
-      </w:pPr>
-      <w:r>
-        <w:rPr>
-          <w:rtl/>
-        </w:rPr>
-        <w:t>המערכת תאפשר follow-up כאשר חסר מידע להשלמת פעולה.</w:t>
-      </w:r>
-    </w:p>
-    <w:p>
-      <w:pPr>
-        <w:pStyle w:val="a0"/>
-        <w:bidi/>
-      </w:pPr>
-      <w:r>
-        <w:rPr>
-          <w:rtl/>
-        </w:rPr>
-        <w:t>המערכת תאפשר תשובות דטרמיניסטיות לשאלות רגישות כגון חובות, קניות פתוחות ומטלות באיחור.</w:t>
-      </w:r>
-    </w:p>
-    <w:p>
-      <w:pPr>
-        <w:pStyle w:val="a0"/>
-        <w:bidi/>
-      </w:pPr>
-      <w:r>
-        <w:rPr>
-          <w:rtl/>
-        </w:rPr>
-        <w:t>המערכת תדרוש אישור משתמש לפני ביצוע פעולה שהסוכן הציע.</w:t>
-      </w:r>
-    </w:p>
-    <w:p>
-      <w:pPr>
-        <w:bidi/>
-      </w:pPr>
-      <w:r>
-        <w:rPr>
-          <w:b/>
-          <w:rtl/>
-        </w:rPr>
-        <w:t>דרישות לא פונקציונליות</w:t>
-      </w:r>
-    </w:p>
-    <w:p>
-      <w:pPr>
-        <w:pStyle w:val="a0"/>
-        <w:bidi/>
-      </w:pPr>
-      <w:r>
-        <w:rPr>
-          <w:rtl/>
-        </w:rPr>
-        <w:t>הסוכן לא ייגש ישירות למסד הנתונים ולא יקבל מפתחות סודיים.</w:t>
-      </w:r>
-    </w:p>
-    <w:p>
-      <w:pPr>
-        <w:pStyle w:val="a0"/>
-        <w:bidi/>
-      </w:pPr>
-      <w:r>
-        <w:rPr>
-          <w:rtl/>
-        </w:rPr>
-        <w:t>השרת יבנה context לסוכן לפי המשתמש המחובר והדירה הפעילה בלבד.</w:t>
-      </w:r>
-    </w:p>
-    <w:p>
-      <w:pPr>
-        <w:pStyle w:val="a0"/>
-        <w:bidi/>
-      </w:pPr>
-      <w:r>
-        <w:rPr>
-          <w:rtl/>
-        </w:rPr>
-        <w:t>המערכת תבצע ולידציה ל-action שמוחזר מהסוכן לפני ביצוע.</w:t>
-      </w:r>
-    </w:p>
-    <w:p>
-      <w:pPr>
-        <w:pStyle w:val="a0"/>
-        <w:bidi/>
-      </w:pPr>
-      <w:r>
-        <w:rPr>
-          <w:rtl/>
-        </w:rPr>
-        <w:t>זמן התגובה של הסוכן ישופר באמצעות הקטנת context ושימוש במסלולים דטרמיניסטיים היכן שניתן.</w:t>
-      </w:r>
-    </w:p>
-    <w:p>
-      <w:pPr>
-        <w:bidi/>
-      </w:pPr>
-      <w:r>
-        <w:rPr>
-          <w:b/>
-          <w:sz w:val="32"/>
-          <w:rtl/>
-        </w:rPr>
-        <w:t>5. דרישות לא פונקציונליות כלליות ברמת מערכת</w:t>
-      </w:r>
-    </w:p>
-    <w:p>
-      <w:pPr>
-        <w:pStyle w:val="a0"/>
-        <w:bidi/>
-      </w:pPr>
-      <w:r>
-        <w:rPr>
-          <w:rtl/>
-        </w:rPr>
-        <w:t>המערכת תתמוך בעברית מלאה בממשק ובזרימות המרכזיות.</w:t>
-      </w:r>
-    </w:p>
-    <w:p>
-      <w:pPr>
-        <w:pStyle w:val="a0"/>
-        <w:bidi/>
-      </w:pPr>
-      <w:r>
-        <w:rPr>
-          <w:rtl/>
-        </w:rPr>
-        <w:t>הממשק יפותח בגישת Mobile First ויותאם לדסקטופ ולמובייל.</w:t>
-      </w:r>
-    </w:p>
-    <w:p>
-      <w:pPr>
-        <w:pStyle w:val="a0"/>
-        <w:bidi/>
-      </w:pPr>
-      <w:r>
-        <w:rPr>
-          <w:rtl/>
-        </w:rPr>
-        <w:lastRenderedPageBreak/>
-        <w:t>המערכת תשמור על אבטחת מידע והפרדה בין דירות ברמת שרת ומסד נתונים.</w:t>
-      </w:r>
-    </w:p>
-    <w:p>
-      <w:pPr>
-        <w:pStyle w:val="a0"/>
-        <w:bidi/>
-      </w:pPr>
-      <w:r>
-        <w:rPr>
-          <w:rtl/>
-        </w:rPr>
-        <w:t>כל פעולה קריטית תלווה בחיווי ברור: טעינה, הצלחה, שגיאה או אישור נדרש.</w:t>
-      </w:r>
-    </w:p>
-    <w:p>
-      <w:pPr>
-        <w:pStyle w:val="a0"/>
-        <w:bidi/>
-      </w:pPr>
-      <w:r>
-        <w:rPr>
-          <w:rtl/>
-        </w:rPr>
-        <w:t>המערכת תשמור על עקביות נתונים בין מסכים, contexts וחישובים עסקיים.</w:t>
-      </w:r>
-    </w:p>
-    <w:p>
-      <w:pPr>
-        <w:bidi/>
-      </w:pPr>
-      <w:r>
-        <w:rPr>
-          <w:b/>
-          <w:sz w:val="32"/>
-          <w:rtl/>
-        </w:rPr>
-        <w:t>6. מודל נתונים עיקרי</w:t>
-      </w:r>
-    </w:p>
-    <w:p>
-      <w:pPr>
-        <w:pStyle w:val="a0"/>
-        <w:bidi/>
-      </w:pPr>
-      <w:r>
-        <w:rPr>
-          <w:rtl/>
-        </w:rPr>
-        <w:t>accounts - חשבונות משתמשים.</w:t>
-      </w:r>
-    </w:p>
-    <w:p>
-      <w:pPr>
-        <w:pStyle w:val="a0"/>
-        <w:bidi/>
-      </w:pPr>
-      <w:r>
-        <w:rPr>
-          <w:rtl/>
-        </w:rPr>
-        <w:t>apartments - דירות במערכת.</w:t>
-      </w:r>
-    </w:p>
-    <w:p>
-      <w:pPr>
-        <w:pStyle w:val="a0"/>
-        <w:bidi/>
-      </w:pPr>
-      <w:r>
-        <w:rPr>
-          <w:rtl/>
-        </w:rPr>
-        <w:t>apartment_memberships - שיוך משתמשים לדירות ותפקידים.</w:t>
-      </w:r>
-    </w:p>
-    <w:p>
-      <w:pPr>
-        <w:pStyle w:val="a0"/>
-        <w:bidi/>
-      </w:pPr>
-      <w:r>
-        <w:rPr>
-          <w:rtl/>
-        </w:rPr>
-        <w:t>invites - קישורי הזמנה לדיירים ובעלי דירה.</w:t>
-      </w:r>
-    </w:p>
-    <w:p>
-      <w:pPr>
-        <w:pStyle w:val="a0"/>
-        <w:bidi/>
-      </w:pPr>
-      <w:r>
-        <w:rPr>
-          <w:rtl/>
-        </w:rPr>
-        <w:t>expenses, expense_participants - הוצאות וחלוקת הוצאה.</w:t>
-      </w:r>
-    </w:p>
-    <w:p>
-      <w:pPr>
-        <w:pStyle w:val="a0"/>
-        <w:bidi/>
-      </w:pPr>
-      <w:r>
-        <w:rPr>
-          <w:rtl/>
-        </w:rPr>
-        <w:t>payments - תשלומים בין דיירים.</w:t>
-      </w:r>
-    </w:p>
-    <w:p>
-      <w:pPr>
-        <w:pStyle w:val="a0"/>
-        <w:bidi/>
-      </w:pPr>
-      <w:r>
-        <w:rPr>
-          <w:rtl/>
-        </w:rPr>
-        <w:t>tasks - מטלות הדירה.</w:t>
-      </w:r>
-    </w:p>
-    <w:p>
-      <w:pPr>
-        <w:pStyle w:val="a0"/>
-        <w:bidi/>
-      </w:pPr>
-      <w:r>
-        <w:rPr>
-          <w:rtl/>
-        </w:rPr>
-        <w:t>apartment_home_items - רשימת מטלות קבועות לכל דירה.</w:t>
-      </w:r>
-    </w:p>
-    <w:p>
-      <w:pPr>
-        <w:pStyle w:val="a0"/>
-        <w:bidi/>
-      </w:pPr>
-      <w:r>
-        <w:rPr>
-          <w:rtl/>
-        </w:rPr>
-        <w:t>shopping_lists, shopping_items - רשימות קנייה ופריטי קנייה.</w:t>
-      </w:r>
-    </w:p>
-    <w:p>
-      <w:pPr>
-        <w:pStyle w:val="a0"/>
-        <w:bidi/>
-      </w:pPr>
-      <w:r>
-        <w:rPr>
-          <w:rtl/>
-        </w:rPr>
-        <w:t>maintenance_tickets, ticket_comments, ticket_attachments - פניות תחזוקה.</w:t>
-      </w:r>
-    </w:p>
-    <w:p>
-      <w:pPr>
-        <w:pStyle w:val="a0"/>
-        <w:bidi/>
-      </w:pPr>
-      <w:r>
-        <w:rPr>
-          <w:rtl/>
-        </w:rPr>
-        <w:t>apartment_info_items, apartment_info_attachments - מידע שימושי על הדירה.</w:t>
-      </w:r>
-    </w:p>
-    <w:p>
-      <w:pPr>
-        <w:bidi/>
-      </w:pPr>
-      <w:r>
-        <w:rPr>
-          <w:b/>
-          <w:sz w:val="32"/>
-          <w:rtl/>
-        </w:rPr>
-        <w:t>7. מצב המערכת כיום</w:t>
-      </w:r>
-    </w:p>
-    <w:p>
-      <w:pPr>
-        <w:pStyle w:val="a0"/>
-        <w:bidi/>
-      </w:pPr>
-      <w:r>
-        <w:rPr>
-          <w:rtl/>
-        </w:rPr>
-        <w:t>המערכת כבר ממומשת בפועל ב-React, Express ו-Supabase.</w:t>
-      </w:r>
-    </w:p>
-    <w:p>
-      <w:pPr>
-        <w:pStyle w:val="a0"/>
-        <w:bidi/>
-      </w:pPr>
-      <w:r>
-        <w:rPr>
-          <w:rtl/>
-        </w:rPr>
-        <w:t>המודולים המרכזיים פעילים: דיירים, הוצאות, תשלומים, מטלות, קניות, פניות, מידע דירה ודשבורד.</w:t>
-      </w:r>
-    </w:p>
-    <w:p>
-      <w:pPr>
-        <w:pStyle w:val="a0"/>
-        <w:bidi/>
-      </w:pPr>
-      <w:r>
-        <w:rPr>
-          <w:rtl/>
-        </w:rPr>
-        <w:t>הזרימות של הרשמה, התחברות, יצירת דירה והזמנות פעילות ומותאמות לדומיין ert4u.com.</w:t>
-      </w:r>
-    </w:p>
-    <w:p>
-      <w:pPr>
-        <w:pStyle w:val="a0"/>
-        <w:bidi/>
-      </w:pPr>
-      <w:r>
-        <w:rPr>
-          <w:rtl/>
-        </w:rPr>
-        <w:t>סוכן ה-AI מחובר לשרת ופועל במבנה מאובטח יחסית, עם הפרדה בין OpenAI לבין מסד הנתונים.</w:t>
-      </w:r>
+        <w:ind w:left="360"/>
+      </w:pPr>
     </w:p>
     <w:sectPr>
       <w:pgSz w:w="12240" w:h="15840"/>
@@ -2302,7 +2523,7 @@
   <w:abstractNum w:abstractNumId="8" w15:restartNumberingAfterBreak="0">
     <w:nsid w:val="FFFFFF89"/>
     <w:multiLevelType w:val="singleLevel"/>
-    <w:tmpl w:val="29761A62"/>
+    <w:tmpl w:val="9ABE0EBE"/>
     <w:lvl w:ilvl="0">
       <w:start w:val="1"/>
       <w:numFmt w:val="bullet"/>
@@ -2317,6 +2538,245 @@
       </w:pPr>
       <w:rPr>
         <w:rFonts w:ascii="Symbol" w:hAnsi="Symbol" w:hint="default"/>
+      </w:rPr>
+    </w:lvl>
+  </w:abstractNum>
+  <w:abstractNum w:abstractNumId="9" w15:restartNumberingAfterBreak="0">
+    <w:nsid w:val="2F3822B3"/>
+    <w:multiLevelType w:val="hybridMultilevel"/>
+    <w:tmpl w:val="F3A47F2E"/>
+    <w:lvl w:ilvl="0" w:tplc="885C90F8">
+      <w:start w:val="1"/>
+      <w:numFmt w:val="decimal"/>
+      <w:lvlText w:val="%1."/>
+      <w:lvlJc w:val="left"/>
+      <w:pPr>
+        <w:ind w:left="720" w:hanging="360"/>
+      </w:pPr>
+      <w:rPr>
+        <w:rFonts w:hint="default"/>
+        <w:b/>
+      </w:rPr>
+    </w:lvl>
+    <w:lvl w:ilvl="1" w:tplc="04090019" w:tentative="1">
+      <w:start w:val="1"/>
+      <w:numFmt w:val="lowerLetter"/>
+      <w:lvlText w:val="%2."/>
+      <w:lvlJc w:val="left"/>
+      <w:pPr>
+        <w:ind w:left="1440" w:hanging="360"/>
+      </w:pPr>
+    </w:lvl>
+    <w:lvl w:ilvl="2" w:tplc="0409001B" w:tentative="1">
+      <w:start w:val="1"/>
+      <w:numFmt w:val="lowerRoman"/>
+      <w:lvlText w:val="%3."/>
+      <w:lvlJc w:val="right"/>
+      <w:pPr>
+        <w:ind w:left="2160" w:hanging="180"/>
+      </w:pPr>
+    </w:lvl>
+    <w:lvl w:ilvl="3" w:tplc="0409000F" w:tentative="1">
+      <w:start w:val="1"/>
+      <w:numFmt w:val="decimal"/>
+      <w:lvlText w:val="%4."/>
+      <w:lvlJc w:val="left"/>
+      <w:pPr>
+        <w:ind w:left="2880" w:hanging="360"/>
+      </w:pPr>
+    </w:lvl>
+    <w:lvl w:ilvl="4" w:tplc="04090019" w:tentative="1">
+      <w:start w:val="1"/>
+      <w:numFmt w:val="lowerLetter"/>
+      <w:lvlText w:val="%5."/>
+      <w:lvlJc w:val="left"/>
+      <w:pPr>
+        <w:ind w:left="3600" w:hanging="360"/>
+      </w:pPr>
+    </w:lvl>
+    <w:lvl w:ilvl="5" w:tplc="0409001B" w:tentative="1">
+      <w:start w:val="1"/>
+      <w:numFmt w:val="lowerRoman"/>
+      <w:lvlText w:val="%6."/>
+      <w:lvlJc w:val="right"/>
+      <w:pPr>
+        <w:ind w:left="4320" w:hanging="180"/>
+      </w:pPr>
+    </w:lvl>
+    <w:lvl w:ilvl="6" w:tplc="0409000F" w:tentative="1">
+      <w:start w:val="1"/>
+      <w:numFmt w:val="decimal"/>
+      <w:lvlText w:val="%7."/>
+      <w:lvlJc w:val="left"/>
+      <w:pPr>
+        <w:ind w:left="5040" w:hanging="360"/>
+      </w:pPr>
+    </w:lvl>
+    <w:lvl w:ilvl="7" w:tplc="04090019" w:tentative="1">
+      <w:start w:val="1"/>
+      <w:numFmt w:val="lowerLetter"/>
+      <w:lvlText w:val="%8."/>
+      <w:lvlJc w:val="left"/>
+      <w:pPr>
+        <w:ind w:left="5760" w:hanging="360"/>
+      </w:pPr>
+    </w:lvl>
+    <w:lvl w:ilvl="8" w:tplc="0409001B" w:tentative="1">
+      <w:start w:val="1"/>
+      <w:numFmt w:val="lowerRoman"/>
+      <w:lvlText w:val="%9."/>
+      <w:lvlJc w:val="right"/>
+      <w:pPr>
+        <w:ind w:left="6480" w:hanging="180"/>
+      </w:pPr>
+    </w:lvl>
+  </w:abstractNum>
+  <w:abstractNum w:abstractNumId="10" w15:restartNumberingAfterBreak="0">
+    <w:nsid w:val="657462E6"/>
+    <w:multiLevelType w:val="multilevel"/>
+    <w:tmpl w:val="CF1AC9BE"/>
+    <w:lvl w:ilvl="0">
+      <w:start w:val="1"/>
+      <w:numFmt w:val="bullet"/>
+      <w:lvlText w:val=""/>
+      <w:lvlJc w:val="left"/>
+      <w:pPr>
+        <w:tabs>
+          <w:tab w:val="num" w:pos="720"/>
+        </w:tabs>
+        <w:ind w:left="720" w:hanging="360"/>
+      </w:pPr>
+      <w:rPr>
+        <w:rFonts w:ascii="Symbol" w:hAnsi="Symbol" w:hint="default"/>
+        <w:sz w:val="20"/>
+      </w:rPr>
+    </w:lvl>
+    <w:lvl w:ilvl="1" w:tentative="1">
+      <w:start w:val="1"/>
+      <w:numFmt w:val="bullet"/>
+      <w:lvlText w:val="o"/>
+      <w:lvlJc w:val="left"/>
+      <w:pPr>
+        <w:tabs>
+          <w:tab w:val="num" w:pos="1440"/>
+        </w:tabs>
+        <w:ind w:left="1440" w:hanging="360"/>
+      </w:pPr>
+      <w:rPr>
+        <w:rFonts w:ascii="Courier New" w:hAnsi="Courier New" w:hint="default"/>
+        <w:sz w:val="20"/>
+      </w:rPr>
+    </w:lvl>
+    <w:lvl w:ilvl="2" w:tentative="1">
+      <w:start w:val="1"/>
+      <w:numFmt w:val="bullet"/>
+      <w:lvlText w:val=""/>
+      <w:lvlJc w:val="left"/>
+      <w:pPr>
+        <w:tabs>
+          <w:tab w:val="num" w:pos="2160"/>
+        </w:tabs>
+        <w:ind w:left="2160" w:hanging="360"/>
+      </w:pPr>
+      <w:rPr>
+        <w:rFonts w:ascii="Wingdings" w:hAnsi="Wingdings" w:hint="default"/>
+        <w:sz w:val="20"/>
+      </w:rPr>
+    </w:lvl>
+    <w:lvl w:ilvl="3" w:tentative="1">
+      <w:start w:val="1"/>
+      <w:numFmt w:val="bullet"/>
+      <w:lvlText w:val=""/>
+      <w:lvlJc w:val="left"/>
+      <w:pPr>
+        <w:tabs>
+          <w:tab w:val="num" w:pos="2880"/>
+        </w:tabs>
+        <w:ind w:left="2880" w:hanging="360"/>
+      </w:pPr>
+      <w:rPr>
+        <w:rFonts w:ascii="Wingdings" w:hAnsi="Wingdings" w:hint="default"/>
+        <w:sz w:val="20"/>
+      </w:rPr>
+    </w:lvl>
+    <w:lvl w:ilvl="4" w:tentative="1">
+      <w:start w:val="1"/>
+      <w:numFmt w:val="bullet"/>
+      <w:lvlText w:val=""/>
+      <w:lvlJc w:val="left"/>
+      <w:pPr>
+        <w:tabs>
+          <w:tab w:val="num" w:pos="3600"/>
+        </w:tabs>
+        <w:ind w:left="3600" w:hanging="360"/>
+      </w:pPr>
+      <w:rPr>
+        <w:rFonts w:ascii="Wingdings" w:hAnsi="Wingdings" w:hint="default"/>
+        <w:sz w:val="20"/>
+      </w:rPr>
+    </w:lvl>
+    <w:lvl w:ilvl="5" w:tentative="1">
+      <w:start w:val="1"/>
+      <w:numFmt w:val="bullet"/>
+      <w:lvlText w:val=""/>
+      <w:lvlJc w:val="left"/>
+      <w:pPr>
+        <w:tabs>
+          <w:tab w:val="num" w:pos="4320"/>
+        </w:tabs>
+        <w:ind w:left="4320" w:hanging="360"/>
+      </w:pPr>
+      <w:rPr>
+        <w:rFonts w:ascii="Wingdings" w:hAnsi="Wingdings" w:hint="default"/>
+        <w:sz w:val="20"/>
+      </w:rPr>
+    </w:lvl>
+    <w:lvl w:ilvl="6" w:tentative="1">
+      <w:start w:val="1"/>
+      <w:numFmt w:val="bullet"/>
+      <w:lvlText w:val=""/>
+      <w:lvlJc w:val="left"/>
+      <w:pPr>
+        <w:tabs>
+          <w:tab w:val="num" w:pos="5040"/>
+        </w:tabs>
+        <w:ind w:left="5040" w:hanging="360"/>
+      </w:pPr>
+      <w:rPr>
+        <w:rFonts w:ascii="Wingdings" w:hAnsi="Wingdings" w:hint="default"/>
+        <w:sz w:val="20"/>
+      </w:rPr>
+    </w:lvl>
+    <w:lvl w:ilvl="7" w:tentative="1">
+      <w:start w:val="1"/>
+      <w:numFmt w:val="bullet"/>
+      <w:lvlText w:val=""/>
+      <w:lvlJc w:val="left"/>
+      <w:pPr>
+        <w:tabs>
+          <w:tab w:val="num" w:pos="5760"/>
+        </w:tabs>
+        <w:ind w:left="5760" w:hanging="360"/>
+      </w:pPr>
+      <w:rPr>
+        <w:rFonts w:ascii="Wingdings" w:hAnsi="Wingdings" w:hint="default"/>
+        <w:sz w:val="20"/>
+      </w:rPr>
+    </w:lvl>
+    <w:lvl w:ilvl="8" w:tentative="1">
+      <w:start w:val="1"/>
+      <w:numFmt w:val="bullet"/>
+      <w:lvlText w:val=""/>
+      <w:lvlJc w:val="left"/>
+      <w:pPr>
+        <w:tabs>
+          <w:tab w:val="num" w:pos="6480"/>
+        </w:tabs>
+        <w:ind w:left="6480" w:hanging="360"/>
+      </w:pPr>
+      <w:rPr>
+        <w:rFonts w:ascii="Wingdings" w:hAnsi="Wingdings" w:hint="default"/>
+        <w:sz w:val="20"/>
       </w:rPr>
     </w:lvl>
   </w:abstractNum>
@@ -2346,6 +2806,12 @@
   </w:num>
   <w:num w:numId="9" w16cid:durableId="1603142469">
     <w:abstractNumId w:val="0"/>
+  </w:num>
+  <w:num w:numId="10" w16cid:durableId="1271164806">
+    <w:abstractNumId w:val="9"/>
+  </w:num>
+  <w:num w:numId="11" w16cid:durableId="455682644">
+    <w:abstractNumId w:val="10"/>
   </w:num>
 </w:numbering>
 </file>
@@ -2742,6 +3208,7 @@
     <w:rsid w:val="00FC693F"/>
     <w:rPr>
       <w:rFonts w:ascii="Arial" w:hAnsi="Arial"/>
+      <w:lang w:bidi="he-IL"/>
     </w:rPr>
   </w:style>
   <w:style w:type="paragraph" w:styleId="1">
@@ -2956,7 +3423,6 @@
   <w:style w:type="character" w:default="1" w:styleId="a2">
     <w:name w:val="Default Paragraph Font"/>
     <w:uiPriority w:val="1"/>
-    <w:semiHidden/>
     <w:unhideWhenUsed/>
   </w:style>
   <w:style w:type="table" w:default="1" w:styleId="a3">
@@ -13732,6 +14198,22 @@
         <w:shd w:val="clear" w:color="auto" w:fill="FBCAA2" w:themeFill="accent6" w:themeFillTint="7F"/>
       </w:tcPr>
     </w:tblStylePr>
+  </w:style>
+  <w:style w:type="paragraph" w:styleId="NormalWeb">
+    <w:name w:val="Normal (Web)"/>
+    <w:basedOn w:val="a1"/>
+    <w:uiPriority w:val="99"/>
+    <w:semiHidden/>
+    <w:unhideWhenUsed/>
+    <w:rsid w:val="00CD600C"/>
+    <w:pPr>
+      <w:spacing w:before="100" w:beforeAutospacing="1" w:after="100" w:afterAutospacing="1" w:line="240" w:lineRule="auto"/>
+    </w:pPr>
+    <w:rPr>
+      <w:rFonts w:ascii="Times New Roman" w:eastAsia="Times New Roman" w:hAnsi="Times New Roman" w:cs="Times New Roman"/>
+      <w:sz w:val="24"/>
+      <w:szCs w:val="24"/>
+    </w:rPr>
   </w:style>
 </w:styles>
 </file>
